--- a/documentacion/entregables/Plan_de_Capacitacion_MetaFit.docx
+++ b/documentacion/entregables/Plan_de_Capacitacion_MetaFit.docx
@@ -95,18 +95,12 @@
         <w:spacing w:before="120" w:after="40"/>
         <w:jc w:val="center"/>
       </w:pPr>
-      <w:bookmarkStart w:id="1" w:name="_Toc243260417"/>
+      <w:bookmarkStart w:id="1" w:name="_Toc243478861"/>
       <w:r>
         <w:rPr>
           <w:rFonts w:ascii="Times New Roman" w:eastAsia="Times New Roman" w:hAnsi="Times New Roman" w:cs="Times New Roman"/>
         </w:rPr>
-        <w:t>Hoja de</w:t>
-      </w:r>
-      <w:r>
-        <w:rPr>
-          <w:rFonts w:ascii="Times New Roman" w:eastAsia="Times New Roman" w:hAnsi="Times New Roman" w:cs="Times New Roman"/>
-        </w:rPr>
-        <w:t xml:space="preserve"> control</w:t>
+        <w:t>Hoja de control</w:t>
       </w:r>
       <w:bookmarkEnd w:id="1"/>
     </w:p>
@@ -476,7 +470,7 @@
         <w:spacing w:before="120" w:after="40"/>
         <w:jc w:val="center"/>
       </w:pPr>
-      <w:bookmarkStart w:id="2" w:name="_Toc243260418"/>
+      <w:bookmarkStart w:id="2" w:name="_Toc243478862"/>
       <w:r>
         <w:rPr>
           <w:rFonts w:ascii="Times New Roman" w:eastAsia="Times New Roman" w:hAnsi="Times New Roman" w:cs="Times New Roman"/>
@@ -727,7 +721,7 @@
         <w:spacing w:before="120" w:after="40"/>
         <w:jc w:val="center"/>
       </w:pPr>
-      <w:bookmarkStart w:id="3" w:name="_Toc243260419"/>
+      <w:bookmarkStart w:id="3" w:name="_Toc243478863"/>
       <w:r>
         <w:rPr>
           <w:rFonts w:ascii="Times New Roman" w:eastAsia="Times New Roman" w:hAnsi="Times New Roman" w:cs="Times New Roman"/>
@@ -811,13 +805,7 @@
               <w:rPr>
                 <w:sz w:val="20"/>
               </w:rPr>
-              <w:t xml:space="preserve">Javier Emilio Yara </w:t>
-            </w:r>
-            <w:r>
-              <w:rPr>
-                <w:sz w:val="20"/>
-              </w:rPr>
-              <w:t>Amaya</w:t>
+              <w:t>Javier Emilio Yara Amaya</w:t>
             </w:r>
           </w:p>
         </w:tc>
@@ -882,7 +870,7 @@
         <w:spacing w:before="120" w:after="40"/>
         <w:jc w:val="center"/>
       </w:pPr>
-      <w:bookmarkStart w:id="4" w:name="_Toc243260420"/>
+      <w:bookmarkStart w:id="4" w:name="_Toc243478864"/>
       <w:r>
         <w:rPr>
           <w:rFonts w:ascii="Times New Roman" w:eastAsia="Times New Roman" w:hAnsi="Times New Roman" w:cs="Times New Roman"/>
@@ -1107,13 +1095,7 @@
               <w:rPr>
                 <w:sz w:val="20"/>
               </w:rPr>
-              <w:t xml:space="preserve">Carlos </w:t>
-            </w:r>
-            <w:r>
-              <w:rPr>
-                <w:sz w:val="20"/>
-              </w:rPr>
-              <w:t>Rodrigues</w:t>
+              <w:t>Carlos Rodrigues</w:t>
             </w:r>
           </w:p>
         </w:tc>
@@ -1202,7 +1184,7 @@
         <w:spacing w:before="120" w:after="40"/>
         <w:jc w:val="center"/>
       </w:pPr>
-      <w:bookmarkStart w:id="5" w:name="_Toc243260421"/>
+      <w:bookmarkStart w:id="5" w:name="_Toc243478865"/>
       <w:r>
         <w:rPr>
           <w:rFonts w:ascii="Times New Roman" w:eastAsia="Times New Roman" w:hAnsi="Times New Roman" w:cs="Times New Roman"/>
@@ -1219,7 +1201,11 @@
           <w:tab w:val="right" w:leader="dot" w:pos="9350"/>
         </w:tabs>
         <w:rPr>
+          <w:rFonts w:asciiTheme="minorHAnsi" w:eastAsiaTheme="minorEastAsia" w:hAnsiTheme="minorHAnsi" w:cstheme="minorBidi"/>
           <w:noProof/>
+          <w:color w:val="auto"/>
+          <w:sz w:val="22"/>
+          <w:lang w:val="es-VE" w:eastAsia="es-VE"/>
         </w:rPr>
       </w:pPr>
       <w:r>
@@ -1231,7 +1217,7 @@
       <w:r>
         <w:fldChar w:fldCharType="separate"/>
       </w:r>
-      <w:hyperlink w:anchor="_Toc243260417" w:history="1">
+      <w:hyperlink w:anchor="_Toc243478861" w:history="1">
         <w:r>
           <w:rPr>
             <w:rStyle w:val="Hipervnculo"/>
@@ -1258,7 +1244,7 @@
             <w:noProof/>
             <w:webHidden/>
           </w:rPr>
-          <w:instrText xml:space="preserve"> PAGEREF _Toc243260417 \h </w:instrText>
+          <w:instrText xml:space="preserve"> PAGEREF _Toc243478861 \h </w:instrText>
         </w:r>
         <w:r>
           <w:rPr>
@@ -1296,10 +1282,14 @@
           <w:tab w:val="right" w:leader="dot" w:pos="9350"/>
         </w:tabs>
         <w:rPr>
+          <w:rFonts w:asciiTheme="minorHAnsi" w:eastAsiaTheme="minorEastAsia" w:hAnsiTheme="minorHAnsi" w:cstheme="minorBidi"/>
           <w:noProof/>
+          <w:color w:val="auto"/>
+          <w:sz w:val="22"/>
+          <w:lang w:val="es-VE" w:eastAsia="es-VE"/>
         </w:rPr>
       </w:pPr>
-      <w:hyperlink w:anchor="_Toc243260418" w:history="1">
+      <w:hyperlink w:anchor="_Toc243478862" w:history="1">
         <w:r>
           <w:rPr>
             <w:rStyle w:val="Hipervnculo"/>
@@ -1326,7 +1316,7 @@
             <w:noProof/>
             <w:webHidden/>
           </w:rPr>
-          <w:instrText xml:space="preserve"> PAGEREF _Toc243260418 \h </w:instrText>
+          <w:instrText xml:space="preserve"> PAGEREF _Toc243478862 \h </w:instrText>
         </w:r>
         <w:r>
           <w:rPr>
@@ -1364,10 +1354,14 @@
           <w:tab w:val="right" w:leader="dot" w:pos="9350"/>
         </w:tabs>
         <w:rPr>
+          <w:rFonts w:asciiTheme="minorHAnsi" w:eastAsiaTheme="minorEastAsia" w:hAnsiTheme="minorHAnsi" w:cstheme="minorBidi"/>
           <w:noProof/>
+          <w:color w:val="auto"/>
+          <w:sz w:val="22"/>
+          <w:lang w:val="es-VE" w:eastAsia="es-VE"/>
         </w:rPr>
       </w:pPr>
-      <w:hyperlink w:anchor="_Toc243260419" w:history="1">
+      <w:hyperlink w:anchor="_Toc243478863" w:history="1">
         <w:r>
           <w:rPr>
             <w:rStyle w:val="Hipervnculo"/>
@@ -1394,7 +1388,7 @@
             <w:noProof/>
             <w:webHidden/>
           </w:rPr>
-          <w:instrText xml:space="preserve"> PAGEREF _Toc243260419 \h </w:instrText>
+          <w:instrText xml:space="preserve"> PAGEREF _Toc243478863 \h </w:instrText>
         </w:r>
         <w:r>
           <w:rPr>
@@ -1432,10 +1426,14 @@
           <w:tab w:val="right" w:leader="dot" w:pos="9350"/>
         </w:tabs>
         <w:rPr>
+          <w:rFonts w:asciiTheme="minorHAnsi" w:eastAsiaTheme="minorEastAsia" w:hAnsiTheme="minorHAnsi" w:cstheme="minorBidi"/>
           <w:noProof/>
+          <w:color w:val="auto"/>
+          <w:sz w:val="22"/>
+          <w:lang w:val="es-VE" w:eastAsia="es-VE"/>
         </w:rPr>
       </w:pPr>
-      <w:hyperlink w:anchor="_Toc243260420" w:history="1">
+      <w:hyperlink w:anchor="_Toc243478864" w:history="1">
         <w:r>
           <w:rPr>
             <w:rStyle w:val="Hipervnculo"/>
@@ -1462,7 +1460,7 @@
             <w:noProof/>
             <w:webHidden/>
           </w:rPr>
-          <w:instrText xml:space="preserve"> PAGEREF _Toc243260420 \h </w:instrText>
+          <w:instrText xml:space="preserve"> PAGEREF _Toc243478864 \h </w:instrText>
         </w:r>
         <w:r>
           <w:rPr>
@@ -1500,10 +1498,14 @@
           <w:tab w:val="right" w:leader="dot" w:pos="9350"/>
         </w:tabs>
         <w:rPr>
+          <w:rFonts w:asciiTheme="minorHAnsi" w:eastAsiaTheme="minorEastAsia" w:hAnsiTheme="minorHAnsi" w:cstheme="minorBidi"/>
           <w:noProof/>
+          <w:color w:val="auto"/>
+          <w:sz w:val="22"/>
+          <w:lang w:val="es-VE" w:eastAsia="es-VE"/>
         </w:rPr>
       </w:pPr>
-      <w:hyperlink w:anchor="_Toc243260421" w:history="1">
+      <w:hyperlink w:anchor="_Toc243478865" w:history="1">
         <w:r>
           <w:rPr>
             <w:rStyle w:val="Hipervnculo"/>
@@ -1530,7 +1532,7 @@
             <w:noProof/>
             <w:webHidden/>
           </w:rPr>
-          <w:instrText xml:space="preserve"> PAGEREF _Toc243260421 \h </w:instrText>
+          <w:instrText xml:space="preserve"> PAGEREF _Toc243478865 \h </w:instrText>
         </w:r>
         <w:r>
           <w:rPr>
@@ -1568,10 +1570,14 @@
           <w:tab w:val="right" w:leader="dot" w:pos="9350"/>
         </w:tabs>
         <w:rPr>
+          <w:rFonts w:asciiTheme="minorHAnsi" w:eastAsiaTheme="minorEastAsia" w:hAnsiTheme="minorHAnsi" w:cstheme="minorBidi"/>
           <w:noProof/>
+          <w:color w:val="auto"/>
+          <w:sz w:val="22"/>
+          <w:lang w:val="es-VE" w:eastAsia="es-VE"/>
         </w:rPr>
       </w:pPr>
-      <w:hyperlink w:anchor="_Toc243260422" w:history="1">
+      <w:hyperlink w:anchor="_Toc243478866" w:history="1">
         <w:r>
           <w:rPr>
             <w:rStyle w:val="Hipervnculo"/>
@@ -1598,7 +1604,7 @@
             <w:noProof/>
             <w:webHidden/>
           </w:rPr>
-          <w:instrText xml:space="preserve"> PAGEREF _Toc243260422 \h </w:instrText>
+          <w:instrText xml:space="preserve"> PAGEREF _Toc243478866 \h </w:instrText>
         </w:r>
         <w:r>
           <w:rPr>
@@ -1636,10 +1642,14 @@
           <w:tab w:val="right" w:leader="dot" w:pos="9350"/>
         </w:tabs>
         <w:rPr>
+          <w:rFonts w:asciiTheme="minorHAnsi" w:eastAsiaTheme="minorEastAsia" w:hAnsiTheme="minorHAnsi" w:cstheme="minorBidi"/>
           <w:noProof/>
+          <w:color w:val="auto"/>
+          <w:sz w:val="22"/>
+          <w:lang w:val="es-VE" w:eastAsia="es-VE"/>
         </w:rPr>
       </w:pPr>
-      <w:hyperlink w:anchor="_Toc243260423" w:history="1">
+      <w:hyperlink w:anchor="_Toc243478867" w:history="1">
         <w:r>
           <w:rPr>
             <w:rStyle w:val="Hipervnculo"/>
@@ -1666,7 +1676,7 @@
             <w:noProof/>
             <w:webHidden/>
           </w:rPr>
-          <w:instrText xml:space="preserve"> PAGEREF _Toc243260423 \h </w:instrText>
+          <w:instrText xml:space="preserve"> PAGEREF _Toc243478867 \h </w:instrText>
         </w:r>
         <w:r>
           <w:rPr>
@@ -1704,10 +1714,14 @@
           <w:tab w:val="right" w:leader="dot" w:pos="9350"/>
         </w:tabs>
         <w:rPr>
+          <w:rFonts w:asciiTheme="minorHAnsi" w:eastAsiaTheme="minorEastAsia" w:hAnsiTheme="minorHAnsi" w:cstheme="minorBidi"/>
           <w:noProof/>
+          <w:color w:val="auto"/>
+          <w:sz w:val="22"/>
+          <w:lang w:val="es-VE" w:eastAsia="es-VE"/>
         </w:rPr>
       </w:pPr>
-      <w:hyperlink w:anchor="_Toc243260424" w:history="1">
+      <w:hyperlink w:anchor="_Toc243478868" w:history="1">
         <w:r>
           <w:rPr>
             <w:rStyle w:val="Hipervnculo"/>
@@ -1734,7 +1748,7 @@
             <w:noProof/>
             <w:webHidden/>
           </w:rPr>
-          <w:instrText xml:space="preserve"> PAGEREF _Toc243260424 \h </w:instrText>
+          <w:instrText xml:space="preserve"> PAGEREF _Toc243478868 \h </w:instrText>
         </w:r>
         <w:r>
           <w:rPr>
@@ -1772,10 +1786,14 @@
           <w:tab w:val="right" w:leader="dot" w:pos="9350"/>
         </w:tabs>
         <w:rPr>
+          <w:rFonts w:asciiTheme="minorHAnsi" w:eastAsiaTheme="minorEastAsia" w:hAnsiTheme="minorHAnsi" w:cstheme="minorBidi"/>
           <w:noProof/>
+          <w:color w:val="auto"/>
+          <w:sz w:val="22"/>
+          <w:lang w:val="es-VE" w:eastAsia="es-VE"/>
         </w:rPr>
       </w:pPr>
-      <w:hyperlink w:anchor="_Toc243260425" w:history="1">
+      <w:hyperlink w:anchor="_Toc243478869" w:history="1">
         <w:r>
           <w:rPr>
             <w:rStyle w:val="Hipervnculo"/>
@@ -1802,7 +1820,7 @@
             <w:noProof/>
             <w:webHidden/>
           </w:rPr>
-          <w:instrText xml:space="preserve"> PAGEREF _Toc243260425 \h </w:instrText>
+          <w:instrText xml:space="preserve"> PAGEREF _Toc243478869 \h </w:instrText>
         </w:r>
         <w:r>
           <w:rPr>
@@ -1840,10 +1858,14 @@
           <w:tab w:val="right" w:leader="dot" w:pos="9350"/>
         </w:tabs>
         <w:rPr>
+          <w:rFonts w:asciiTheme="minorHAnsi" w:eastAsiaTheme="minorEastAsia" w:hAnsiTheme="minorHAnsi" w:cstheme="minorBidi"/>
           <w:noProof/>
+          <w:color w:val="auto"/>
+          <w:sz w:val="22"/>
+          <w:lang w:val="es-VE" w:eastAsia="es-VE"/>
         </w:rPr>
       </w:pPr>
-      <w:hyperlink w:anchor="_Toc243260426" w:history="1">
+      <w:hyperlink w:anchor="_Toc243478870" w:history="1">
         <w:r>
           <w:rPr>
             <w:rStyle w:val="Hipervnculo"/>
@@ -1870,7 +1892,7 @@
             <w:noProof/>
             <w:webHidden/>
           </w:rPr>
-          <w:instrText xml:space="preserve"> PAGEREF _Toc243260426 \h </w:instrText>
+          <w:instrText xml:space="preserve"> PAGEREF _Toc243478870 \h </w:instrText>
         </w:r>
         <w:r>
           <w:rPr>
@@ -1908,10 +1930,14 @@
           <w:tab w:val="right" w:leader="dot" w:pos="9350"/>
         </w:tabs>
         <w:rPr>
+          <w:rFonts w:asciiTheme="minorHAnsi" w:eastAsiaTheme="minorEastAsia" w:hAnsiTheme="minorHAnsi" w:cstheme="minorBidi"/>
           <w:noProof/>
+          <w:color w:val="auto"/>
+          <w:sz w:val="22"/>
+          <w:lang w:val="es-VE" w:eastAsia="es-VE"/>
         </w:rPr>
       </w:pPr>
-      <w:hyperlink w:anchor="_Toc243260427" w:history="1">
+      <w:hyperlink w:anchor="_Toc243478871" w:history="1">
         <w:r>
           <w:rPr>
             <w:rStyle w:val="Hipervnculo"/>
@@ -1938,7 +1964,7 @@
             <w:noProof/>
             <w:webHidden/>
           </w:rPr>
-          <w:instrText xml:space="preserve"> PAGEREF _Toc243260427 \h </w:instrText>
+          <w:instrText xml:space="preserve"> PAGEREF _Toc243478871 \h </w:instrText>
         </w:r>
         <w:r>
           <w:rPr>
@@ -1976,10 +2002,14 @@
           <w:tab w:val="right" w:leader="dot" w:pos="9350"/>
         </w:tabs>
         <w:rPr>
+          <w:rFonts w:asciiTheme="minorHAnsi" w:eastAsiaTheme="minorEastAsia" w:hAnsiTheme="minorHAnsi" w:cstheme="minorBidi"/>
           <w:noProof/>
+          <w:color w:val="auto"/>
+          <w:sz w:val="22"/>
+          <w:lang w:val="es-VE" w:eastAsia="es-VE"/>
         </w:rPr>
       </w:pPr>
-      <w:hyperlink w:anchor="_Toc243260428" w:history="1">
+      <w:hyperlink w:anchor="_Toc243478872" w:history="1">
         <w:r>
           <w:rPr>
             <w:rStyle w:val="Hipervnculo"/>
@@ -2006,7 +2036,7 @@
             <w:noProof/>
             <w:webHidden/>
           </w:rPr>
-          <w:instrText xml:space="preserve"> PAGEREF _Toc243260428 \h </w:instrText>
+          <w:instrText xml:space="preserve"> PAGEREF _Toc243478872 \h </w:instrText>
         </w:r>
         <w:r>
           <w:rPr>
@@ -2044,10 +2074,14 @@
           <w:tab w:val="right" w:leader="dot" w:pos="9350"/>
         </w:tabs>
         <w:rPr>
+          <w:rFonts w:asciiTheme="minorHAnsi" w:eastAsiaTheme="minorEastAsia" w:hAnsiTheme="minorHAnsi" w:cstheme="minorBidi"/>
           <w:noProof/>
+          <w:color w:val="auto"/>
+          <w:sz w:val="22"/>
+          <w:lang w:val="es-VE" w:eastAsia="es-VE"/>
         </w:rPr>
       </w:pPr>
-      <w:hyperlink w:anchor="_Toc243260429" w:history="1">
+      <w:hyperlink w:anchor="_Toc243478873" w:history="1">
         <w:r>
           <w:rPr>
             <w:rStyle w:val="Hipervnculo"/>
@@ -2074,7 +2108,7 @@
             <w:noProof/>
             <w:webHidden/>
           </w:rPr>
-          <w:instrText xml:space="preserve"> PAGEREF _Toc243260429 \h </w:instrText>
+          <w:instrText xml:space="preserve"> PAGEREF _Toc243478873 \h </w:instrText>
         </w:r>
         <w:r>
           <w:rPr>
@@ -2112,10 +2146,14 @@
           <w:tab w:val="right" w:leader="dot" w:pos="9350"/>
         </w:tabs>
         <w:rPr>
+          <w:rFonts w:asciiTheme="minorHAnsi" w:eastAsiaTheme="minorEastAsia" w:hAnsiTheme="minorHAnsi" w:cstheme="minorBidi"/>
           <w:noProof/>
+          <w:color w:val="auto"/>
+          <w:sz w:val="22"/>
+          <w:lang w:val="es-VE" w:eastAsia="es-VE"/>
         </w:rPr>
       </w:pPr>
-      <w:hyperlink w:anchor="_Toc243260430" w:history="1">
+      <w:hyperlink w:anchor="_Toc243478874" w:history="1">
         <w:r>
           <w:rPr>
             <w:rStyle w:val="Hipervnculo"/>
@@ -2142,7 +2180,7 @@
             <w:noProof/>
             <w:webHidden/>
           </w:rPr>
-          <w:instrText xml:space="preserve"> PAGEREF _Toc243260430 \h </w:instrText>
+          <w:instrText xml:space="preserve"> PAGEREF _Toc243478874 \h </w:instrText>
         </w:r>
         <w:r>
           <w:rPr>
@@ -2180,10 +2218,14 @@
           <w:tab w:val="right" w:leader="dot" w:pos="9350"/>
         </w:tabs>
         <w:rPr>
+          <w:rFonts w:asciiTheme="minorHAnsi" w:eastAsiaTheme="minorEastAsia" w:hAnsiTheme="minorHAnsi" w:cstheme="minorBidi"/>
           <w:noProof/>
+          <w:color w:val="auto"/>
+          <w:sz w:val="22"/>
+          <w:lang w:val="es-VE" w:eastAsia="es-VE"/>
         </w:rPr>
       </w:pPr>
-      <w:hyperlink w:anchor="_Toc243260431" w:history="1">
+      <w:hyperlink w:anchor="_Toc243478875" w:history="1">
         <w:r>
           <w:rPr>
             <w:rStyle w:val="Hipervnculo"/>
@@ -2210,7 +2252,7 @@
             <w:noProof/>
             <w:webHidden/>
           </w:rPr>
-          <w:instrText xml:space="preserve"> PAGEREF _Toc243260431 \h </w:instrText>
+          <w:instrText xml:space="preserve"> PAGEREF _Toc243478875 \h </w:instrText>
         </w:r>
         <w:r>
           <w:rPr>
@@ -2248,10 +2290,14 @@
           <w:tab w:val="right" w:leader="dot" w:pos="9350"/>
         </w:tabs>
         <w:rPr>
+          <w:rFonts w:asciiTheme="minorHAnsi" w:eastAsiaTheme="minorEastAsia" w:hAnsiTheme="minorHAnsi" w:cstheme="minorBidi"/>
           <w:noProof/>
+          <w:color w:val="auto"/>
+          <w:sz w:val="22"/>
+          <w:lang w:val="es-VE" w:eastAsia="es-VE"/>
         </w:rPr>
       </w:pPr>
-      <w:hyperlink w:anchor="_Toc243260432" w:history="1">
+      <w:hyperlink w:anchor="_Toc243478876" w:history="1">
         <w:r>
           <w:rPr>
             <w:rStyle w:val="Hipervnculo"/>
@@ -2278,7 +2324,7 @@
             <w:noProof/>
             <w:webHidden/>
           </w:rPr>
-          <w:instrText xml:space="preserve"> PAGEREF _Toc243260432 \h </w:instrText>
+          <w:instrText xml:space="preserve"> PAGEREF _Toc243478876 \h </w:instrText>
         </w:r>
         <w:r>
           <w:rPr>
@@ -2316,10 +2362,14 @@
           <w:tab w:val="right" w:leader="dot" w:pos="9350"/>
         </w:tabs>
         <w:rPr>
+          <w:rFonts w:asciiTheme="minorHAnsi" w:eastAsiaTheme="minorEastAsia" w:hAnsiTheme="minorHAnsi" w:cstheme="minorBidi"/>
           <w:noProof/>
+          <w:color w:val="auto"/>
+          <w:sz w:val="22"/>
+          <w:lang w:val="es-VE" w:eastAsia="es-VE"/>
         </w:rPr>
       </w:pPr>
-      <w:hyperlink w:anchor="_Toc243260433" w:history="1">
+      <w:hyperlink w:anchor="_Toc243478877" w:history="1">
         <w:r>
           <w:rPr>
             <w:rStyle w:val="Hipervnculo"/>
@@ -2346,7 +2396,7 @@
             <w:noProof/>
             <w:webHidden/>
           </w:rPr>
-          <w:instrText xml:space="preserve"> PAGEREF _Toc243260433 \h </w:instrText>
+          <w:instrText xml:space="preserve"> PAGEREF _Toc243478877 \h </w:instrText>
         </w:r>
         <w:r>
           <w:rPr>
@@ -2384,10 +2434,14 @@
           <w:tab w:val="right" w:leader="dot" w:pos="9350"/>
         </w:tabs>
         <w:rPr>
+          <w:rFonts w:asciiTheme="minorHAnsi" w:eastAsiaTheme="minorEastAsia" w:hAnsiTheme="minorHAnsi" w:cstheme="minorBidi"/>
           <w:noProof/>
+          <w:color w:val="auto"/>
+          <w:sz w:val="22"/>
+          <w:lang w:val="es-VE" w:eastAsia="es-VE"/>
         </w:rPr>
       </w:pPr>
-      <w:hyperlink w:anchor="_Toc243260434" w:history="1">
+      <w:hyperlink w:anchor="_Toc243478878" w:history="1">
         <w:r>
           <w:rPr>
             <w:rStyle w:val="Hipervnculo"/>
@@ -2414,7 +2468,7 @@
             <w:noProof/>
             <w:webHidden/>
           </w:rPr>
-          <w:instrText xml:space="preserve"> PAGEREF _Toc243260434 \h </w:instrText>
+          <w:instrText xml:space="preserve"> PAGEREF _Toc243478878 \h </w:instrText>
         </w:r>
         <w:r>
           <w:rPr>
@@ -2452,10 +2506,14 @@
           <w:tab w:val="right" w:leader="dot" w:pos="9350"/>
         </w:tabs>
         <w:rPr>
+          <w:rFonts w:asciiTheme="minorHAnsi" w:eastAsiaTheme="minorEastAsia" w:hAnsiTheme="minorHAnsi" w:cstheme="minorBidi"/>
           <w:noProof/>
+          <w:color w:val="auto"/>
+          <w:sz w:val="22"/>
+          <w:lang w:val="es-VE" w:eastAsia="es-VE"/>
         </w:rPr>
       </w:pPr>
-      <w:hyperlink w:anchor="_Toc243260435" w:history="1">
+      <w:hyperlink w:anchor="_Toc243478879" w:history="1">
         <w:r>
           <w:rPr>
             <w:rStyle w:val="Hipervnculo"/>
@@ -2482,7 +2540,7 @@
             <w:noProof/>
             <w:webHidden/>
           </w:rPr>
-          <w:instrText xml:space="preserve"> PAGEREF _Toc243260435 \h </w:instrText>
+          <w:instrText xml:space="preserve"> PAGEREF _Toc243478879 \h </w:instrText>
         </w:r>
         <w:r>
           <w:rPr>
@@ -2520,10 +2578,14 @@
           <w:tab w:val="right" w:leader="dot" w:pos="9350"/>
         </w:tabs>
         <w:rPr>
+          <w:rFonts w:asciiTheme="minorHAnsi" w:eastAsiaTheme="minorEastAsia" w:hAnsiTheme="minorHAnsi" w:cstheme="minorBidi"/>
           <w:noProof/>
+          <w:color w:val="auto"/>
+          <w:sz w:val="22"/>
+          <w:lang w:val="es-VE" w:eastAsia="es-VE"/>
         </w:rPr>
       </w:pPr>
-      <w:hyperlink w:anchor="_Toc243260436" w:history="1">
+      <w:hyperlink w:anchor="_Toc243478880" w:history="1">
         <w:r>
           <w:rPr>
             <w:rStyle w:val="Hipervnculo"/>
@@ -2551,7 +2613,7 @@
             <w:noProof/>
             <w:webHidden/>
           </w:rPr>
-          <w:instrText xml:space="preserve"> PAGEREF _Toc243260436 \h </w:instrText>
+          <w:instrText xml:space="preserve"> PAGEREF _Toc243478880 \h </w:instrText>
         </w:r>
         <w:r>
           <w:rPr>
@@ -2589,10 +2651,14 @@
           <w:tab w:val="right" w:leader="dot" w:pos="9350"/>
         </w:tabs>
         <w:rPr>
+          <w:rFonts w:asciiTheme="minorHAnsi" w:eastAsiaTheme="minorEastAsia" w:hAnsiTheme="minorHAnsi" w:cstheme="minorBidi"/>
           <w:noProof/>
+          <w:color w:val="auto"/>
+          <w:sz w:val="22"/>
+          <w:lang w:val="es-VE" w:eastAsia="es-VE"/>
         </w:rPr>
       </w:pPr>
-      <w:hyperlink w:anchor="_Toc243260437" w:history="1">
+      <w:hyperlink w:anchor="_Toc243478881" w:history="1">
         <w:r>
           <w:rPr>
             <w:rStyle w:val="Hipervnculo"/>
@@ -2620,7 +2686,7 @@
             <w:noProof/>
             <w:webHidden/>
           </w:rPr>
-          <w:instrText xml:space="preserve"> PAGEREF _Toc243260437 \h </w:instrText>
+          <w:instrText xml:space="preserve"> PAGEREF _Toc243478881 \h </w:instrText>
         </w:r>
         <w:r>
           <w:rPr>
@@ -2658,10 +2724,14 @@
           <w:tab w:val="right" w:leader="dot" w:pos="9350"/>
         </w:tabs>
         <w:rPr>
+          <w:rFonts w:asciiTheme="minorHAnsi" w:eastAsiaTheme="minorEastAsia" w:hAnsiTheme="minorHAnsi" w:cstheme="minorBidi"/>
           <w:noProof/>
+          <w:color w:val="auto"/>
+          <w:sz w:val="22"/>
+          <w:lang w:val="es-VE" w:eastAsia="es-VE"/>
         </w:rPr>
       </w:pPr>
-      <w:hyperlink w:anchor="_Toc243260438" w:history="1">
+      <w:hyperlink w:anchor="_Toc243478882" w:history="1">
         <w:r>
           <w:rPr>
             <w:rStyle w:val="Hipervnculo"/>
@@ -2689,7 +2759,7 @@
             <w:noProof/>
             <w:webHidden/>
           </w:rPr>
-          <w:instrText xml:space="preserve"> PAGEREF _Toc243260438 \h </w:instrText>
+          <w:instrText xml:space="preserve"> PAGEREF _Toc243478882 \h </w:instrText>
         </w:r>
         <w:r>
           <w:rPr>
@@ -2727,10 +2797,14 @@
           <w:tab w:val="right" w:leader="dot" w:pos="9350"/>
         </w:tabs>
         <w:rPr>
+          <w:rFonts w:asciiTheme="minorHAnsi" w:eastAsiaTheme="minorEastAsia" w:hAnsiTheme="minorHAnsi" w:cstheme="minorBidi"/>
           <w:noProof/>
+          <w:color w:val="auto"/>
+          <w:sz w:val="22"/>
+          <w:lang w:val="es-VE" w:eastAsia="es-VE"/>
         </w:rPr>
       </w:pPr>
-      <w:hyperlink w:anchor="_Toc243260439" w:history="1">
+      <w:hyperlink w:anchor="_Toc243478883" w:history="1">
         <w:r>
           <w:rPr>
             <w:rStyle w:val="Hipervnculo"/>
@@ -2758,7 +2832,7 @@
             <w:noProof/>
             <w:webHidden/>
           </w:rPr>
-          <w:instrText xml:space="preserve"> PAGEREF _Toc243260439 \h </w:instrText>
+          <w:instrText xml:space="preserve"> PAGEREF _Toc243478883 \h </w:instrText>
         </w:r>
         <w:r>
           <w:rPr>
@@ -2796,10 +2870,14 @@
           <w:tab w:val="right" w:leader="dot" w:pos="9350"/>
         </w:tabs>
         <w:rPr>
+          <w:rFonts w:asciiTheme="minorHAnsi" w:eastAsiaTheme="minorEastAsia" w:hAnsiTheme="minorHAnsi" w:cstheme="minorBidi"/>
           <w:noProof/>
+          <w:color w:val="auto"/>
+          <w:sz w:val="22"/>
+          <w:lang w:val="es-VE" w:eastAsia="es-VE"/>
         </w:rPr>
       </w:pPr>
-      <w:hyperlink w:anchor="_Toc243260440" w:history="1">
+      <w:hyperlink w:anchor="_Toc243478884" w:history="1">
         <w:r>
           <w:rPr>
             <w:rStyle w:val="Hipervnculo"/>
@@ -2827,7 +2905,7 @@
             <w:noProof/>
             <w:webHidden/>
           </w:rPr>
-          <w:instrText xml:space="preserve"> PAGEREF _Toc243260440 \h </w:instrText>
+          <w:instrText xml:space="preserve"> PAGEREF _Toc243478884 \h </w:instrText>
         </w:r>
         <w:r>
           <w:rPr>
@@ -2865,10 +2943,14 @@
           <w:tab w:val="right" w:leader="dot" w:pos="9350"/>
         </w:tabs>
         <w:rPr>
+          <w:rFonts w:asciiTheme="minorHAnsi" w:eastAsiaTheme="minorEastAsia" w:hAnsiTheme="minorHAnsi" w:cstheme="minorBidi"/>
           <w:noProof/>
+          <w:color w:val="auto"/>
+          <w:sz w:val="22"/>
+          <w:lang w:val="es-VE" w:eastAsia="es-VE"/>
         </w:rPr>
       </w:pPr>
-      <w:hyperlink w:anchor="_Toc243260441" w:history="1">
+      <w:hyperlink w:anchor="_Toc243478885" w:history="1">
         <w:r>
           <w:rPr>
             <w:rStyle w:val="Hipervnculo"/>
@@ -2896,7 +2978,7 @@
             <w:noProof/>
             <w:webHidden/>
           </w:rPr>
-          <w:instrText xml:space="preserve"> PAGEREF _Toc243260441 \h </w:instrText>
+          <w:instrText xml:space="preserve"> PAGEREF _Toc243478885 \h </w:instrText>
         </w:r>
         <w:r>
           <w:rPr>
@@ -2934,10 +3016,14 @@
           <w:tab w:val="right" w:leader="dot" w:pos="9350"/>
         </w:tabs>
         <w:rPr>
+          <w:rFonts w:asciiTheme="minorHAnsi" w:eastAsiaTheme="minorEastAsia" w:hAnsiTheme="minorHAnsi" w:cstheme="minorBidi"/>
           <w:noProof/>
+          <w:color w:val="auto"/>
+          <w:sz w:val="22"/>
+          <w:lang w:val="es-VE" w:eastAsia="es-VE"/>
         </w:rPr>
       </w:pPr>
-      <w:hyperlink w:anchor="_Toc243260442" w:history="1">
+      <w:hyperlink w:anchor="_Toc243478886" w:history="1">
         <w:r>
           <w:rPr>
             <w:rStyle w:val="Hipervnculo"/>
@@ -2965,7 +3051,7 @@
             <w:noProof/>
             <w:webHidden/>
           </w:rPr>
-          <w:instrText xml:space="preserve"> PAGEREF _Toc243260442 \h </w:instrText>
+          <w:instrText xml:space="preserve"> PAGEREF _Toc243478886 \h </w:instrText>
         </w:r>
         <w:r>
           <w:rPr>
@@ -3003,10 +3089,14 @@
           <w:tab w:val="right" w:leader="dot" w:pos="9350"/>
         </w:tabs>
         <w:rPr>
+          <w:rFonts w:asciiTheme="minorHAnsi" w:eastAsiaTheme="minorEastAsia" w:hAnsiTheme="minorHAnsi" w:cstheme="minorBidi"/>
           <w:noProof/>
+          <w:color w:val="auto"/>
+          <w:sz w:val="22"/>
+          <w:lang w:val="es-VE" w:eastAsia="es-VE"/>
         </w:rPr>
       </w:pPr>
-      <w:hyperlink w:anchor="_Toc243260443" w:history="1">
+      <w:hyperlink w:anchor="_Toc243478887" w:history="1">
         <w:r>
           <w:rPr>
             <w:rStyle w:val="Hipervnculo"/>
@@ -3033,7 +3123,7 @@
             <w:noProof/>
             <w:webHidden/>
           </w:rPr>
-          <w:instrText xml:space="preserve"> PAGEREF _Toc243260443 \h </w:instrText>
+          <w:instrText xml:space="preserve"> PAGEREF _Toc243478887 \h </w:instrText>
         </w:r>
         <w:r>
           <w:rPr>
@@ -3071,10 +3161,14 @@
           <w:tab w:val="right" w:leader="dot" w:pos="9350"/>
         </w:tabs>
         <w:rPr>
+          <w:rFonts w:asciiTheme="minorHAnsi" w:eastAsiaTheme="minorEastAsia" w:hAnsiTheme="minorHAnsi" w:cstheme="minorBidi"/>
           <w:noProof/>
+          <w:color w:val="auto"/>
+          <w:sz w:val="22"/>
+          <w:lang w:val="es-VE" w:eastAsia="es-VE"/>
         </w:rPr>
       </w:pPr>
-      <w:hyperlink w:anchor="_Toc243260444" w:history="1">
+      <w:hyperlink w:anchor="_Toc243478888" w:history="1">
         <w:r>
           <w:rPr>
             <w:rStyle w:val="Hipervnculo"/>
@@ -3101,7 +3195,7 @@
             <w:noProof/>
             <w:webHidden/>
           </w:rPr>
-          <w:instrText xml:space="preserve"> PAGEREF _Toc243260444 \h </w:instrText>
+          <w:instrText xml:space="preserve"> PAGEREF _Toc243478888 \h </w:instrText>
         </w:r>
         <w:r>
           <w:rPr>
@@ -3139,10 +3233,14 @@
           <w:tab w:val="right" w:leader="dot" w:pos="9350"/>
         </w:tabs>
         <w:rPr>
+          <w:rFonts w:asciiTheme="minorHAnsi" w:eastAsiaTheme="minorEastAsia" w:hAnsiTheme="minorHAnsi" w:cstheme="minorBidi"/>
           <w:noProof/>
+          <w:color w:val="auto"/>
+          <w:sz w:val="22"/>
+          <w:lang w:val="es-VE" w:eastAsia="es-VE"/>
         </w:rPr>
       </w:pPr>
-      <w:hyperlink w:anchor="_Toc243260445" w:history="1">
+      <w:hyperlink w:anchor="_Toc243478889" w:history="1">
         <w:r>
           <w:rPr>
             <w:rStyle w:val="Hipervnculo"/>
@@ -3169,7 +3267,7 @@
             <w:noProof/>
             <w:webHidden/>
           </w:rPr>
-          <w:instrText xml:space="preserve"> PAGEREF _Toc243260445 \h </w:instrText>
+          <w:instrText xml:space="preserve"> PAGEREF _Toc243478889 \h </w:instrText>
         </w:r>
         <w:r>
           <w:rPr>
@@ -3207,10 +3305,14 @@
           <w:tab w:val="right" w:leader="dot" w:pos="9350"/>
         </w:tabs>
         <w:rPr>
+          <w:rFonts w:asciiTheme="minorHAnsi" w:eastAsiaTheme="minorEastAsia" w:hAnsiTheme="minorHAnsi" w:cstheme="minorBidi"/>
           <w:noProof/>
+          <w:color w:val="auto"/>
+          <w:sz w:val="22"/>
+          <w:lang w:val="es-VE" w:eastAsia="es-VE"/>
         </w:rPr>
       </w:pPr>
-      <w:hyperlink w:anchor="_Toc243260446" w:history="1">
+      <w:hyperlink w:anchor="_Toc243478890" w:history="1">
         <w:r>
           <w:rPr>
             <w:rStyle w:val="Hipervnculo"/>
@@ -3237,7 +3339,7 @@
             <w:noProof/>
             <w:webHidden/>
           </w:rPr>
-          <w:instrText xml:space="preserve"> PAGEREF _Toc243260446 \h </w:instrText>
+          <w:instrText xml:space="preserve"> PAGEREF _Toc243478890 \h </w:instrText>
         </w:r>
         <w:r>
           <w:rPr>
@@ -3275,10 +3377,14 @@
           <w:tab w:val="right" w:leader="dot" w:pos="9350"/>
         </w:tabs>
         <w:rPr>
+          <w:rFonts w:asciiTheme="minorHAnsi" w:eastAsiaTheme="minorEastAsia" w:hAnsiTheme="minorHAnsi" w:cstheme="minorBidi"/>
           <w:noProof/>
+          <w:color w:val="auto"/>
+          <w:sz w:val="22"/>
+          <w:lang w:val="es-VE" w:eastAsia="es-VE"/>
         </w:rPr>
       </w:pPr>
-      <w:hyperlink w:anchor="_Toc243260447" w:history="1">
+      <w:hyperlink w:anchor="_Toc243478891" w:history="1">
         <w:r>
           <w:rPr>
             <w:rStyle w:val="Hipervnculo"/>
@@ -3305,7 +3411,7 @@
             <w:noProof/>
             <w:webHidden/>
           </w:rPr>
-          <w:instrText xml:space="preserve"> PAGEREF _Toc243260447 \h </w:instrText>
+          <w:instrText xml:space="preserve"> PAGEREF _Toc243478891 \h </w:instrText>
         </w:r>
         <w:r>
           <w:rPr>
@@ -3343,10 +3449,14 @@
           <w:tab w:val="right" w:leader="dot" w:pos="9350"/>
         </w:tabs>
         <w:rPr>
+          <w:rFonts w:asciiTheme="minorHAnsi" w:eastAsiaTheme="minorEastAsia" w:hAnsiTheme="minorHAnsi" w:cstheme="minorBidi"/>
           <w:noProof/>
+          <w:color w:val="auto"/>
+          <w:sz w:val="22"/>
+          <w:lang w:val="es-VE" w:eastAsia="es-VE"/>
         </w:rPr>
       </w:pPr>
-      <w:hyperlink w:anchor="_Toc243260448" w:history="1">
+      <w:hyperlink w:anchor="_Toc243478892" w:history="1">
         <w:r>
           <w:rPr>
             <w:rStyle w:val="Hipervnculo"/>
@@ -3373,7 +3483,7 @@
             <w:noProof/>
             <w:webHidden/>
           </w:rPr>
-          <w:instrText xml:space="preserve"> PAGEREF _Toc243260448 \h </w:instrText>
+          <w:instrText xml:space="preserve"> PAGEREF _Toc243478892 \h </w:instrText>
         </w:r>
         <w:r>
           <w:rPr>
@@ -3411,10 +3521,14 @@
           <w:tab w:val="right" w:leader="dot" w:pos="9350"/>
         </w:tabs>
         <w:rPr>
+          <w:rFonts w:asciiTheme="minorHAnsi" w:eastAsiaTheme="minorEastAsia" w:hAnsiTheme="minorHAnsi" w:cstheme="minorBidi"/>
           <w:noProof/>
+          <w:color w:val="auto"/>
+          <w:sz w:val="22"/>
+          <w:lang w:val="es-VE" w:eastAsia="es-VE"/>
         </w:rPr>
       </w:pPr>
-      <w:hyperlink w:anchor="_Toc243260449" w:history="1">
+      <w:hyperlink w:anchor="_Toc243478893" w:history="1">
         <w:r>
           <w:rPr>
             <w:rStyle w:val="Hipervnculo"/>
@@ -3441,7 +3555,7 @@
             <w:noProof/>
             <w:webHidden/>
           </w:rPr>
-          <w:instrText xml:space="preserve"> PAGEREF _Toc243260449 \h </w:instrText>
+          <w:instrText xml:space="preserve"> PAGEREF _Toc243478893 \h </w:instrText>
         </w:r>
         <w:r>
           <w:rPr>
@@ -3479,10 +3593,14 @@
           <w:tab w:val="right" w:leader="dot" w:pos="9350"/>
         </w:tabs>
         <w:rPr>
+          <w:rFonts w:asciiTheme="minorHAnsi" w:eastAsiaTheme="minorEastAsia" w:hAnsiTheme="minorHAnsi" w:cstheme="minorBidi"/>
           <w:noProof/>
+          <w:color w:val="auto"/>
+          <w:sz w:val="22"/>
+          <w:lang w:val="es-VE" w:eastAsia="es-VE"/>
         </w:rPr>
       </w:pPr>
-      <w:hyperlink w:anchor="_Toc243260450" w:history="1">
+      <w:hyperlink w:anchor="_Toc243478894" w:history="1">
         <w:r>
           <w:rPr>
             <w:rStyle w:val="Hipervnculo"/>
@@ -3509,7 +3627,7 @@
             <w:noProof/>
             <w:webHidden/>
           </w:rPr>
-          <w:instrText xml:space="preserve"> PAGEREF _Toc243260450 \h </w:instrText>
+          <w:instrText xml:space="preserve"> PAGEREF _Toc243478894 \h </w:instrText>
         </w:r>
         <w:r>
           <w:rPr>
@@ -3547,10 +3665,14 @@
           <w:tab w:val="right" w:leader="dot" w:pos="9350"/>
         </w:tabs>
         <w:rPr>
+          <w:rFonts w:asciiTheme="minorHAnsi" w:eastAsiaTheme="minorEastAsia" w:hAnsiTheme="minorHAnsi" w:cstheme="minorBidi"/>
           <w:noProof/>
+          <w:color w:val="auto"/>
+          <w:sz w:val="22"/>
+          <w:lang w:val="es-VE" w:eastAsia="es-VE"/>
         </w:rPr>
       </w:pPr>
-      <w:hyperlink w:anchor="_Toc243260451" w:history="1">
+      <w:hyperlink w:anchor="_Toc243478895" w:history="1">
         <w:r>
           <w:rPr>
             <w:rStyle w:val="Hipervnculo"/>
@@ -3578,7 +3700,7 @@
             <w:noProof/>
             <w:webHidden/>
           </w:rPr>
-          <w:instrText xml:space="preserve"> PAGEREF _Toc243260451 \h </w:instrText>
+          <w:instrText xml:space="preserve"> PAGEREF _Toc243478895 \h </w:instrText>
         </w:r>
         <w:r>
           <w:rPr>
@@ -3616,10 +3738,14 @@
           <w:tab w:val="right" w:leader="dot" w:pos="9350"/>
         </w:tabs>
         <w:rPr>
+          <w:rFonts w:asciiTheme="minorHAnsi" w:eastAsiaTheme="minorEastAsia" w:hAnsiTheme="minorHAnsi" w:cstheme="minorBidi"/>
           <w:noProof/>
+          <w:color w:val="auto"/>
+          <w:sz w:val="22"/>
+          <w:lang w:val="es-VE" w:eastAsia="es-VE"/>
         </w:rPr>
       </w:pPr>
-      <w:hyperlink w:anchor="_Toc243260452" w:history="1">
+      <w:hyperlink w:anchor="_Toc243478896" w:history="1">
         <w:r>
           <w:rPr>
             <w:rStyle w:val="Hipervnculo"/>
@@ -3647,7 +3773,7 @@
             <w:noProof/>
             <w:webHidden/>
           </w:rPr>
-          <w:instrText xml:space="preserve"> PAGEREF _Toc243260452 \h </w:instrText>
+          <w:instrText xml:space="preserve"> PAGEREF _Toc243478896 \h </w:instrText>
         </w:r>
         <w:r>
           <w:rPr>
@@ -3685,10 +3811,14 @@
           <w:tab w:val="right" w:leader="dot" w:pos="9350"/>
         </w:tabs>
         <w:rPr>
+          <w:rFonts w:asciiTheme="minorHAnsi" w:eastAsiaTheme="minorEastAsia" w:hAnsiTheme="minorHAnsi" w:cstheme="minorBidi"/>
           <w:noProof/>
+          <w:color w:val="auto"/>
+          <w:sz w:val="22"/>
+          <w:lang w:val="es-VE" w:eastAsia="es-VE"/>
         </w:rPr>
       </w:pPr>
-      <w:hyperlink w:anchor="_Toc243260453" w:history="1">
+      <w:hyperlink w:anchor="_Toc243478897" w:history="1">
         <w:r>
           <w:rPr>
             <w:rStyle w:val="Hipervnculo"/>
@@ -3716,7 +3846,7 @@
             <w:noProof/>
             <w:webHidden/>
           </w:rPr>
-          <w:instrText xml:space="preserve"> PAGEREF _Toc243260453 \h </w:instrText>
+          <w:instrText xml:space="preserve"> PAGEREF _Toc243478897 \h </w:instrText>
         </w:r>
         <w:r>
           <w:rPr>
@@ -3754,10 +3884,14 @@
           <w:tab w:val="right" w:leader="dot" w:pos="9350"/>
         </w:tabs>
         <w:rPr>
+          <w:rFonts w:asciiTheme="minorHAnsi" w:eastAsiaTheme="minorEastAsia" w:hAnsiTheme="minorHAnsi" w:cstheme="minorBidi"/>
           <w:noProof/>
+          <w:color w:val="auto"/>
+          <w:sz w:val="22"/>
+          <w:lang w:val="es-VE" w:eastAsia="es-VE"/>
         </w:rPr>
       </w:pPr>
-      <w:hyperlink w:anchor="_Toc243260454" w:history="1">
+      <w:hyperlink w:anchor="_Toc243478898" w:history="1">
         <w:r>
           <w:rPr>
             <w:rStyle w:val="Hipervnculo"/>
@@ -3785,7 +3919,7 @@
             <w:noProof/>
             <w:webHidden/>
           </w:rPr>
-          <w:instrText xml:space="preserve"> PAGEREF _Toc243260454 \h </w:instrText>
+          <w:instrText xml:space="preserve"> PAGEREF _Toc243478898 \h </w:instrText>
         </w:r>
         <w:r>
           <w:rPr>
@@ -3823,10 +3957,14 @@
           <w:tab w:val="right" w:leader="dot" w:pos="9350"/>
         </w:tabs>
         <w:rPr>
+          <w:rFonts w:asciiTheme="minorHAnsi" w:eastAsiaTheme="minorEastAsia" w:hAnsiTheme="minorHAnsi" w:cstheme="minorBidi"/>
           <w:noProof/>
+          <w:color w:val="auto"/>
+          <w:sz w:val="22"/>
+          <w:lang w:val="es-VE" w:eastAsia="es-VE"/>
         </w:rPr>
       </w:pPr>
-      <w:hyperlink w:anchor="_Toc243260455" w:history="1">
+      <w:hyperlink w:anchor="_Toc243478899" w:history="1">
         <w:r>
           <w:rPr>
             <w:rStyle w:val="Hipervnculo"/>
@@ -3854,7 +3992,7 @@
             <w:noProof/>
             <w:webHidden/>
           </w:rPr>
-          <w:instrText xml:space="preserve"> PAGEREF _Toc243260455 \h </w:instrText>
+          <w:instrText xml:space="preserve"> PAGEREF _Toc243478899 \h </w:instrText>
         </w:r>
         <w:r>
           <w:rPr>
@@ -3892,10 +4030,14 @@
           <w:tab w:val="right" w:leader="dot" w:pos="9350"/>
         </w:tabs>
         <w:rPr>
+          <w:rFonts w:asciiTheme="minorHAnsi" w:eastAsiaTheme="minorEastAsia" w:hAnsiTheme="minorHAnsi" w:cstheme="minorBidi"/>
           <w:noProof/>
+          <w:color w:val="auto"/>
+          <w:sz w:val="22"/>
+          <w:lang w:val="es-VE" w:eastAsia="es-VE"/>
         </w:rPr>
       </w:pPr>
-      <w:hyperlink w:anchor="_Toc243260456" w:history="1">
+      <w:hyperlink w:anchor="_Toc243478900" w:history="1">
         <w:r>
           <w:rPr>
             <w:rStyle w:val="Hipervnculo"/>
@@ -3923,7 +4065,7 @@
             <w:noProof/>
             <w:webHidden/>
           </w:rPr>
-          <w:instrText xml:space="preserve"> PAGEREF _Toc243260456 \h </w:instrText>
+          <w:instrText xml:space="preserve"> PAGEREF _Toc243478900 \h </w:instrText>
         </w:r>
         <w:r>
           <w:rPr>
@@ -3961,10 +4103,14 @@
           <w:tab w:val="right" w:leader="dot" w:pos="9350"/>
         </w:tabs>
         <w:rPr>
+          <w:rFonts w:asciiTheme="minorHAnsi" w:eastAsiaTheme="minorEastAsia" w:hAnsiTheme="minorHAnsi" w:cstheme="minorBidi"/>
           <w:noProof/>
+          <w:color w:val="auto"/>
+          <w:sz w:val="22"/>
+          <w:lang w:val="es-VE" w:eastAsia="es-VE"/>
         </w:rPr>
       </w:pPr>
-      <w:hyperlink w:anchor="_Toc243260457" w:history="1">
+      <w:hyperlink w:anchor="_Toc243478901" w:history="1">
         <w:r>
           <w:rPr>
             <w:rStyle w:val="Hipervnculo"/>
@@ -3992,7 +4138,7 @@
             <w:noProof/>
             <w:webHidden/>
           </w:rPr>
-          <w:instrText xml:space="preserve"> PAGEREF _Toc243260457 \h </w:instrText>
+          <w:instrText xml:space="preserve"> PAGEREF _Toc243478901 \h </w:instrText>
         </w:r>
         <w:r>
           <w:rPr>
@@ -4030,10 +4176,14 @@
           <w:tab w:val="right" w:leader="dot" w:pos="9350"/>
         </w:tabs>
         <w:rPr>
+          <w:rFonts w:asciiTheme="minorHAnsi" w:eastAsiaTheme="minorEastAsia" w:hAnsiTheme="minorHAnsi" w:cstheme="minorBidi"/>
           <w:noProof/>
+          <w:color w:val="auto"/>
+          <w:sz w:val="22"/>
+          <w:lang w:val="es-VE" w:eastAsia="es-VE"/>
         </w:rPr>
       </w:pPr>
-      <w:hyperlink w:anchor="_Toc243260458" w:history="1">
+      <w:hyperlink w:anchor="_Toc243478902" w:history="1">
         <w:r>
           <w:rPr>
             <w:rStyle w:val="Hipervnculo"/>
@@ -4060,7 +4210,7 @@
             <w:noProof/>
             <w:webHidden/>
           </w:rPr>
-          <w:instrText xml:space="preserve"> PAGEREF _Toc243260458 \h </w:instrText>
+          <w:instrText xml:space="preserve"> PAGEREF _Toc243478902 \h </w:instrText>
         </w:r>
         <w:r>
           <w:rPr>
@@ -4098,10 +4248,14 @@
           <w:tab w:val="right" w:leader="dot" w:pos="9350"/>
         </w:tabs>
         <w:rPr>
+          <w:rFonts w:asciiTheme="minorHAnsi" w:eastAsiaTheme="minorEastAsia" w:hAnsiTheme="minorHAnsi" w:cstheme="minorBidi"/>
           <w:noProof/>
+          <w:color w:val="auto"/>
+          <w:sz w:val="22"/>
+          <w:lang w:val="es-VE" w:eastAsia="es-VE"/>
         </w:rPr>
       </w:pPr>
-      <w:hyperlink w:anchor="_Toc243260459" w:history="1">
+      <w:hyperlink w:anchor="_Toc243478903" w:history="1">
         <w:r>
           <w:rPr>
             <w:rStyle w:val="Hipervnculo"/>
@@ -4128,7 +4282,7 @@
             <w:noProof/>
             <w:webHidden/>
           </w:rPr>
-          <w:instrText xml:space="preserve"> PAGEREF _Toc243260459 \h </w:instrText>
+          <w:instrText xml:space="preserve"> PAGEREF _Toc243478903 \h </w:instrText>
         </w:r>
         <w:r>
           <w:rPr>
@@ -4178,7 +4332,7 @@
         <w:spacing w:before="120" w:after="40"/>
         <w:jc w:val="center"/>
       </w:pPr>
-      <w:bookmarkStart w:id="6" w:name="_Toc243260422"/>
+      <w:bookmarkStart w:id="6" w:name="_Toc243478866"/>
       <w:r>
         <w:rPr>
           <w:rFonts w:ascii="Times New Roman" w:eastAsia="Times New Roman" w:hAnsi="Times New Roman" w:cs="Times New Roman"/>
@@ -4193,7 +4347,7 @@
         <w:pStyle w:val="Ttulo2"/>
         <w:spacing w:before="120" w:after="40"/>
       </w:pPr>
-      <w:bookmarkStart w:id="7" w:name="_Toc243260423"/>
+      <w:bookmarkStart w:id="7" w:name="_Toc243478867"/>
       <w:r>
         <w:rPr>
           <w:rFonts w:ascii="Times New Roman" w:eastAsia="Times New Roman" w:hAnsi="Times New Roman" w:cs="Times New Roman"/>
@@ -4207,16 +4361,7 @@
         <w:ind w:firstLine="720"/>
       </w:pPr>
       <w:r>
-        <w:t xml:space="preserve">El </w:t>
-      </w:r>
-      <w:r>
-        <w:t>presente plan de capacitación de MetaFit está orientado al desarrollo de capacidades, destrezas y habilidades en el manejo del sistema de información desarrollado para el gimnasio. La identificación de valores y competencias fundamentales de los colaborado</w:t>
-      </w:r>
-      <w:r>
-        <w:t xml:space="preserve">res busca propiciar el crecimiento personal, grupal y organizacional, mejorando la calidad en la prestación del servicio y la eficacia. Este proceso transforma la información recopilada, la convierte en conocimiento y la integra en el Plan de Capacitación </w:t>
-      </w:r>
-      <w:r>
-        <w:t>mediante programas de aprendizaje, capacitación, entrenamiento e inducción, lo cual incrementa las capacidades y desarrolla competencias proprias de cada proceso.</w:t>
+        <w:t>El presente plan de capacitación de MetaFit está orientado al desarrollo de capacidades, destrezas y habilidades en el manejo del sistema de información desarrollado para el gimnasio. La identificación de valores y competencias fundamentales de los colaboradores busca propiciar el crecimiento personal, grupal y organizacional, mejorando la calidad en la prestación del servicio y la eficacia. Este proceso transforma la información recopilada, la convierte en conocimiento y la integra en el Plan de Capacitación mediante programas de aprendizaje, capacitación, entrenamiento e inducción, lo cual incrementa las capacidades y desarrolla competencias proprias de cada proceso.</w:t>
       </w:r>
     </w:p>
     <w:p>
@@ -4224,7 +4369,7 @@
         <w:pStyle w:val="Ttulo2"/>
         <w:spacing w:before="120" w:after="40"/>
       </w:pPr>
-      <w:bookmarkStart w:id="8" w:name="_Toc243260424"/>
+      <w:bookmarkStart w:id="8" w:name="_Toc243478868"/>
       <w:r>
         <w:rPr>
           <w:rFonts w:ascii="Times New Roman" w:eastAsia="Times New Roman" w:hAnsi="Times New Roman" w:cs="Times New Roman"/>
@@ -4238,13 +4383,7 @@
         <w:ind w:firstLine="720"/>
       </w:pPr>
       <w:r>
-        <w:t>Este documento es la guía para el desarrollo de la capacitación del</w:t>
-      </w:r>
-      <w:r>
-        <w:t xml:space="preserve"> sistema MetaFit. Enél se abarcan todos los aspectos logísticos de su realización e incluye las características y el detalle de la manera en que se transmitirán los conceptos funcionales y técnicos que resultan de la operación de la solución, dentro del al</w:t>
-      </w:r>
-      <w:r>
-        <w:t>cance del proyecto.</w:t>
+        <w:t>Este documento es la guía para el desarrollo de la capacitación del sistema MetaFit. Enél se abarcan todos los aspectos logísticos de su realización e incluye las características y el detalle de la manera en que se transmitirán los conceptos funcionales y técnicos que resultan de la operación de la solución, dentro del alcance del proyecto.</w:t>
       </w:r>
     </w:p>
     <w:p>
@@ -4252,7 +4391,7 @@
         <w:pStyle w:val="Ttulo2"/>
         <w:spacing w:before="120" w:after="40"/>
       </w:pPr>
-      <w:bookmarkStart w:id="9" w:name="_Toc243260425"/>
+      <w:bookmarkStart w:id="9" w:name="_Toc243478869"/>
       <w:r>
         <w:rPr>
           <w:rFonts w:ascii="Times New Roman" w:eastAsia="Times New Roman" w:hAnsi="Times New Roman" w:cs="Times New Roman"/>
@@ -4266,10 +4405,7 @@
         <w:ind w:firstLine="720"/>
       </w:pPr>
       <w:r>
-        <w:t>El artículo 54 de la Constitución Política de Colombia establece el derecho a la capacitación, por obligación de los empleadores de brindar formación al personal que lo requiera en cualquier relación laboral. Ad</w:t>
-      </w:r>
-      <w:r>
-        <w:t>emás, se aplican los siguientes lineamientos:</w:t>
+        <w:t>El artículo 54 de la Constitución Política de Colombia establece el derecho a la capacitación, por obligación de los empleadores de brindar formación al personal que lo requiera en cualquier relación laboral. Además, se aplican los siguientes lineamientos:</w:t>
       </w:r>
     </w:p>
     <w:p>
@@ -4285,10 +4421,7 @@
         <w:ind w:left="720" w:hanging="360"/>
       </w:pPr>
       <w:r>
-        <w:t>•  Ley 734 de 2002, artículo 33: derecho de los empleados a recibir capacitación para el mejor desempeño de sus f</w:t>
-      </w:r>
-      <w:r>
-        <w:t>unciones.</w:t>
+        <w:t>•  Ley 734 de 2002, artículo 33: derecho de los empleados a recibir capacitación para el mejor desempeño de sus funciones.</w:t>
       </w:r>
     </w:p>
     <w:p>
@@ -4305,10 +4438,7 @@
         <w:ind w:left="720" w:hanging="360"/>
       </w:pPr>
       <w:r>
-        <w:t>•  Principios de la capacitación: complementarieda</w:t>
-      </w:r>
-      <w:r>
-        <w:t>d, integralidad, objetividad, participación, prevalencia del interés de la organización, profesiónalf, economía, énfasis en la práctica y continuidad.</w:t>
+        <w:t>•  Principios de la capacitación: complementariedad, integralidad, objetividad, participación, prevalencia del interés de la organización, profesiónalf, economía, énfasis en la práctica y continuidad.</w:t>
       </w:r>
     </w:p>
     <w:p>
@@ -4317,7 +4447,7 @@
         <w:spacing w:before="120" w:after="40"/>
         <w:jc w:val="center"/>
       </w:pPr>
-      <w:bookmarkStart w:id="10" w:name="_Toc243260426"/>
+      <w:bookmarkStart w:id="10" w:name="_Toc243478870"/>
       <w:r>
         <w:rPr>
           <w:rFonts w:ascii="Times New Roman" w:eastAsia="Times New Roman" w:hAnsi="Times New Roman" w:cs="Times New Roman"/>
@@ -4331,7 +4461,7 @@
         <w:pStyle w:val="Ttulo2"/>
         <w:spacing w:before="120" w:after="40"/>
       </w:pPr>
-      <w:bookmarkStart w:id="11" w:name="_Toc243260427"/>
+      <w:bookmarkStart w:id="11" w:name="_Toc243478871"/>
       <w:r>
         <w:rPr>
           <w:rFonts w:ascii="Times New Roman" w:eastAsia="Times New Roman" w:hAnsi="Times New Roman" w:cs="Times New Roman"/>
@@ -4345,10 +4475,7 @@
         <w:ind w:firstLine="720"/>
       </w:pPr>
       <w:r>
-        <w:t>Presentar de manera clara y estructuada el proce</w:t>
-      </w:r>
-      <w:r>
-        <w:t>so por el cual se realizará la transferencia de conocimiento a los usuarios finales del sistema MetaFit, de modo que cada rol opere sus módulos de forma autónoma y eficiente.</w:t>
+        <w:t>Presentar de manera clara y estructuada el proceso por el cual se realizará la transferencia de conocimiento a los usuarios finales del sistema MetaFit, de modo que cada rol opere sus módulos de forma autónoma y eficiente.</w:t>
       </w:r>
     </w:p>
     <w:p>
@@ -4356,7 +4483,7 @@
         <w:pStyle w:val="Ttulo2"/>
         <w:spacing w:before="120" w:after="40"/>
       </w:pPr>
-      <w:bookmarkStart w:id="12" w:name="_Toc243260428"/>
+      <w:bookmarkStart w:id="12" w:name="_Toc243478872"/>
       <w:r>
         <w:rPr>
           <w:rFonts w:ascii="Times New Roman" w:eastAsia="Times New Roman" w:hAnsi="Times New Roman" w:cs="Times New Roman"/>
@@ -4370,10 +4497,7 @@
         <w:ind w:left="720" w:hanging="360"/>
       </w:pPr>
       <w:r>
-        <w:t>•  Conocer las necesidades y requerimientos de capacita</w:t>
-      </w:r>
-      <w:r>
-        <w:t>ción del gimnasio para obtener información sobre la capacidad de los usuarios para el manejo del sistema.</w:t>
+        <w:t>•  Conocer las necesidades y requerimientos de capacitación del gimnasio para obtener información sobre la capacidad de los usuarios para el manejo del sistema.</w:t>
       </w:r>
     </w:p>
     <w:p>
@@ -4389,10 +4513,7 @@
         <w:ind w:left="720" w:hanging="360"/>
       </w:pPr>
       <w:r>
-        <w:t>•  Potenciar la confianza y el buen manejo del</w:t>
-      </w:r>
-      <w:r>
-        <w:t xml:space="preserve"> sistema MetaFit en su panel web y aplicación móvil.</w:t>
+        <w:t>•  Potenciar la confianza y el buen manejo del sistema MetaFit en su panel web y aplicación móvil.</w:t>
       </w:r>
     </w:p>
     <w:p>
@@ -4416,10 +4537,7 @@
         <w:ind w:left="720" w:hanging="360"/>
       </w:pPr>
       <w:r>
-        <w:t>•  Apoyar la</w:t>
-      </w:r>
-      <w:r>
-        <w:t xml:space="preserve"> continuidad y el desarrollo institucional de la empresa.</w:t>
+        <w:t>•  Apoyar la continuidad y el desarrollo institucional de la empresa.</w:t>
       </w:r>
     </w:p>
     <w:p>
@@ -4436,10 +4554,7 @@
       </w:pPr>
       <w:r>
         <w:lastRenderedPageBreak/>
-        <w:t>•  Elevar el nivel de compromiso con las políticas, programas, objetivos, procesos y procedimientos del</w:t>
-      </w:r>
-      <w:r>
-        <w:t xml:space="preserve"> sistema.</w:t>
+        <w:t>•  Elevar el nivel de compromiso con las políticas, programas, objetivos, procesos y procedimientos del sistema.</w:t>
       </w:r>
     </w:p>
     <w:p>
@@ -4447,7 +4562,7 @@
         <w:pStyle w:val="Ttulo2"/>
         <w:spacing w:before="120" w:after="40"/>
       </w:pPr>
-      <w:bookmarkStart w:id="13" w:name="_Toc243260429"/>
+      <w:bookmarkStart w:id="13" w:name="_Toc243478873"/>
       <w:r>
         <w:rPr>
           <w:rFonts w:ascii="Times New Roman" w:eastAsia="Times New Roman" w:hAnsi="Times New Roman" w:cs="Times New Roman"/>
@@ -4461,10 +4576,7 @@
         <w:ind w:firstLine="720"/>
       </w:pPr>
       <w:r>
-        <w:t xml:space="preserve">Para establecer el alcance de la capacitación a las personas encargadas de la operación del sistema MetaFit, se ha tenido en cuenta que la capacitación se realizará de forma virtual. Los contenidos se desarrollarán </w:t>
-      </w:r>
-      <w:r>
-        <w:t>cumpliendo las siguientes características:</w:t>
+        <w:t>Para establecer el alcance de la capacitación a las personas encargadas de la operación del sistema MetaFit, se ha tenido en cuenta que la capacitación se realizará de forma virtual. Los contenidos se desarrollarán cumpliendo las siguientes características:</w:t>
       </w:r>
     </w:p>
     <w:p>
@@ -4480,18 +4592,12 @@
         <w:pStyle w:val="Ttulo2"/>
         <w:spacing w:before="120" w:after="40"/>
       </w:pPr>
-      <w:bookmarkStart w:id="14" w:name="_Toc243260430"/>
+      <w:bookmarkStart w:id="14" w:name="_Toc243478874"/>
       <w:r>
         <w:rPr>
           <w:rFonts w:ascii="Times New Roman" w:eastAsia="Times New Roman" w:hAnsi="Times New Roman" w:cs="Times New Roman"/>
         </w:rPr>
-        <w:t>2.4 Perfil de los usu</w:t>
-      </w:r>
-      <w:r>
-        <w:rPr>
-          <w:rFonts w:ascii="Times New Roman" w:eastAsia="Times New Roman" w:hAnsi="Times New Roman" w:cs="Times New Roman"/>
-        </w:rPr>
-        <w:t>arios</w:t>
+        <w:t>2.4 Perfil de los usuarios</w:t>
       </w:r>
       <w:bookmarkEnd w:id="14"/>
     </w:p>
@@ -4524,10 +4630,7 @@
         <w:ind w:left="720" w:hanging="360"/>
       </w:pPr>
       <w:r>
-        <w:t>•  Dispositivo con acceso a Internet y, para el rol</w:t>
-      </w:r>
-      <w:r>
-        <w:t xml:space="preserve"> de afiliado, un equipo Android 12 o superior.</w:t>
+        <w:t>•  Dispositivo con acceso a Internet y, para el rol de afiliado, un equipo Android 12 o superior.</w:t>
       </w:r>
     </w:p>
     <w:p>
@@ -4544,7 +4647,7 @@
         <w:spacing w:before="120" w:after="40"/>
         <w:jc w:val="center"/>
       </w:pPr>
-      <w:bookmarkStart w:id="15" w:name="_Toc243260431"/>
+      <w:bookmarkStart w:id="15" w:name="_Toc243478875"/>
       <w:r>
         <w:rPr>
           <w:rFonts w:ascii="Times New Roman" w:eastAsia="Times New Roman" w:hAnsi="Times New Roman" w:cs="Times New Roman"/>
@@ -4558,7 +4661,7 @@
         <w:pStyle w:val="Ttulo2"/>
         <w:spacing w:before="120" w:after="40"/>
       </w:pPr>
-      <w:bookmarkStart w:id="16" w:name="_Toc243260432"/>
+      <w:bookmarkStart w:id="16" w:name="_Toc243478876"/>
       <w:r>
         <w:rPr>
           <w:rFonts w:ascii="Times New Roman" w:eastAsia="Times New Roman" w:hAnsi="Times New Roman" w:cs="Times New Roman"/>
@@ -4572,10 +4675,7 @@
         <w:ind w:firstLine="720"/>
       </w:pPr>
       <w:r>
-        <w:t>Entrenamiento dirigido al usuario final para aprender a ejecutar las diferentes func</w:t>
-      </w:r>
-      <w:r>
-        <w:t>ionalidades del sistema dentro del marco de procesos que soporta: afiliados, planes de entrenamiento y nutrición, seguimiento de progreso, pagos y notificaciones.</w:t>
+        <w:t>Entrenamiento dirigido al usuario final para aprender a ejecutar las diferentes funcionalidades del sistema dentro del marco de procesos que soporta: afiliados, planes de entrenamiento y nutrición, seguimiento de progreso, pagos y notificaciones.</w:t>
       </w:r>
     </w:p>
     <w:tbl>
@@ -4669,13 +4769,7 @@
               <w:rPr>
                 <w:sz w:val="20"/>
               </w:rPr>
-              <w:t xml:space="preserve">Generalidades (mensajes de error, confirmación y funcionalidades </w:t>
-            </w:r>
-            <w:r>
-              <w:rPr>
-                <w:sz w:val="20"/>
-              </w:rPr>
-              <w:t xml:space="preserve">comunes), </w:t>
+              <w:t xml:space="preserve">Generalidades (mensajes de error, confirmación y funcionalidades comunes), </w:t>
             </w:r>
             <w:r>
               <w:rPr>
@@ -4831,13 +4925,7 @@
               <w:rPr>
                 <w:sz w:val="20"/>
               </w:rPr>
-              <w:t xml:space="preserve">Fase de pruebas y preparación para la </w:t>
-            </w:r>
-            <w:r>
-              <w:rPr>
-                <w:sz w:val="20"/>
-              </w:rPr>
-              <w:t>puesta en producción</w:t>
+              <w:t>Fase de pruebas y preparación para la puesta en producción</w:t>
             </w:r>
           </w:p>
         </w:tc>
@@ -4848,7 +4936,7 @@
         <w:pStyle w:val="Ttulo2"/>
         <w:spacing w:before="120" w:after="40"/>
       </w:pPr>
-      <w:bookmarkStart w:id="17" w:name="_Toc243260433"/>
+      <w:bookmarkStart w:id="17" w:name="_Toc243478877"/>
       <w:r>
         <w:rPr>
           <w:rFonts w:ascii="Times New Roman" w:eastAsia="Times New Roman" w:hAnsi="Times New Roman" w:cs="Times New Roman"/>
@@ -4991,13 +5079,7 @@
               <w:rPr>
                 <w:sz w:val="20"/>
               </w:rPr>
-              <w:t xml:space="preserve">120 </w:t>
-            </w:r>
-            <w:r>
-              <w:rPr>
-                <w:sz w:val="20"/>
-              </w:rPr>
-              <w:t>minutos (2 horas)</w:t>
+              <w:t>120 minutos (2 horas)</w:t>
             </w:r>
           </w:p>
         </w:tc>
@@ -5009,7 +5091,7 @@
         <w:spacing w:before="120" w:after="40"/>
         <w:jc w:val="center"/>
       </w:pPr>
-      <w:bookmarkStart w:id="18" w:name="_Toc243260434"/>
+      <w:bookmarkStart w:id="18" w:name="_Toc243478878"/>
       <w:r>
         <w:rPr>
           <w:rFonts w:ascii="Times New Roman" w:eastAsia="Times New Roman" w:hAnsi="Times New Roman" w:cs="Times New Roman"/>
@@ -5564,13 +5646,7 @@
               <w:rPr>
                 <w:sz w:val="20"/>
               </w:rPr>
-              <w:t>VII. Evaluación (encuesta</w:t>
-            </w:r>
-            <w:r>
-              <w:rPr>
-                <w:sz w:val="20"/>
-              </w:rPr>
-              <w:t xml:space="preserve"> de satisfacción)</w:t>
+              <w:t>VII. Evaluación (encuesta de satisfacción)</w:t>
             </w:r>
           </w:p>
         </w:tc>
@@ -5698,7 +5774,7 @@
         <w:pStyle w:val="Ttulo2"/>
         <w:spacing w:before="120" w:after="40"/>
       </w:pPr>
-      <w:bookmarkStart w:id="19" w:name="_Toc243260435"/>
+      <w:bookmarkStart w:id="19" w:name="_Toc243478879"/>
       <w:r>
         <w:rPr>
           <w:rFonts w:ascii="Times New Roman" w:eastAsia="Times New Roman" w:hAnsi="Times New Roman" w:cs="Times New Roman"/>
@@ -5712,7 +5788,7 @@
         <w:pStyle w:val="Ttulo3"/>
         <w:spacing w:before="120" w:after="40"/>
       </w:pPr>
-      <w:bookmarkStart w:id="20" w:name="_Toc243260436"/>
+      <w:bookmarkStart w:id="20" w:name="_Toc243478880"/>
       <w:r>
         <w:rPr>
           <w:rFonts w:ascii="Times New Roman" w:eastAsia="Times New Roman" w:hAnsi="Times New Roman" w:cs="Times New Roman"/>
@@ -5727,10 +5803,7 @@
         <w:ind w:firstLine="720"/>
       </w:pPr>
       <w:r>
-        <w:t>Saludo, presentación del grupo de trabajo, presentación de la diapositiva con los objetivos de la capacitación, la metodología de trabajo y</w:t>
-      </w:r>
-      <w:r>
-        <w:t xml:space="preserve"> el temario, y presentación general del sistema MetaFit.</w:t>
+        <w:t>Saludo, presentación del grupo de trabajo, presentación de la diapositiva con los objetivos de la capacitación, la metodología de trabajo y el temario, y presentación general del sistema MetaFit.</w:t>
       </w:r>
     </w:p>
     <w:p>
@@ -5738,7 +5811,7 @@
         <w:pStyle w:val="Ttulo3"/>
         <w:spacing w:before="120" w:after="40"/>
       </w:pPr>
-      <w:bookmarkStart w:id="21" w:name="_Toc243260437"/>
+      <w:bookmarkStart w:id="21" w:name="_Toc243478881"/>
       <w:r>
         <w:rPr>
           <w:rFonts w:ascii="Times New Roman" w:eastAsia="Times New Roman" w:hAnsi="Times New Roman" w:cs="Times New Roman"/>
@@ -5761,7 +5834,7 @@
         <w:pStyle w:val="Ttulo3"/>
         <w:spacing w:before="120" w:after="40"/>
       </w:pPr>
-      <w:bookmarkStart w:id="22" w:name="_Toc243260438"/>
+      <w:bookmarkStart w:id="22" w:name="_Toc243478882"/>
       <w:r>
         <w:rPr>
           <w:rFonts w:ascii="Times New Roman" w:eastAsia="Times New Roman" w:hAnsi="Times New Roman" w:cs="Times New Roman"/>
@@ -5785,7 +5858,7 @@
         <w:pStyle w:val="Ttulo3"/>
         <w:spacing w:before="120" w:after="40"/>
       </w:pPr>
-      <w:bookmarkStart w:id="23" w:name="_Toc243260439"/>
+      <w:bookmarkStart w:id="23" w:name="_Toc243478883"/>
       <w:r>
         <w:rPr>
           <w:rFonts w:ascii="Times New Roman" w:eastAsia="Times New Roman" w:hAnsi="Times New Roman" w:cs="Times New Roman"/>
@@ -5800,10 +5873,7 @@
         <w:ind w:firstLine="720"/>
       </w:pPr>
       <w:r>
-        <w:t xml:space="preserve">Registro de </w:t>
-      </w:r>
-      <w:r>
-        <w:t>afiliados, actualización de datos personales, cobro de membresías, consulta de vencimientos y envío de notificaciones.</w:t>
+        <w:t>Registro de afiliados, actualización de datos personales, cobro de membresías, consulta de vencimientos y envío de notificaciones.</w:t>
       </w:r>
     </w:p>
     <w:p>
@@ -5811,7 +5881,7 @@
         <w:pStyle w:val="Ttulo3"/>
         <w:spacing w:before="120" w:after="40"/>
       </w:pPr>
-      <w:bookmarkStart w:id="24" w:name="_Toc243260440"/>
+      <w:bookmarkStart w:id="24" w:name="_Toc243478884"/>
       <w:r>
         <w:rPr>
           <w:rFonts w:ascii="Times New Roman" w:eastAsia="Times New Roman" w:hAnsi="Times New Roman" w:cs="Times New Roman"/>
@@ -5826,10 +5896,7 @@
         <w:ind w:firstLine="720"/>
       </w:pPr>
       <w:r>
-        <w:t xml:space="preserve">Instalación de la aplicación, inicio de sesión, consulta de plan de entrenamiento y nutrición, </w:t>
-      </w:r>
-      <w:r>
-        <w:t>registro diario de consumo de agua, alimentación y ejercicios, y consulta de progreso físico.</w:t>
+        <w:t>Instalación de la aplicación, inicio de sesión, consulta de plan de entrenamiento y nutrición, registro diario de consumo de agua, alimentación y ejercicios, y consulta de progreso físico.</w:t>
       </w:r>
     </w:p>
     <w:p>
@@ -5837,7 +5904,7 @@
         <w:pStyle w:val="Ttulo3"/>
         <w:spacing w:before="120" w:after="40"/>
       </w:pPr>
-      <w:bookmarkStart w:id="25" w:name="_Toc243260441"/>
+      <w:bookmarkStart w:id="25" w:name="_Toc243478885"/>
       <w:r>
         <w:rPr>
           <w:rFonts w:ascii="Times New Roman" w:eastAsia="Times New Roman" w:hAnsi="Times New Roman" w:cs="Times New Roman"/>
@@ -5852,10 +5919,7 @@
         <w:ind w:firstLine="720"/>
       </w:pPr>
       <w:r>
-        <w:t>Espacio en el cual se resuelven las dudas presentadas por los usuarios finales acerca de cualquier tema, a cargo de los in</w:t>
-      </w:r>
-      <w:r>
-        <w:t>tegrantes del proyecto.</w:t>
+        <w:t>Espacio en el cual se resuelven las dudas presentadas por los usuarios finales acerca de cualquier tema, a cargo de los integrantes del proyecto.</w:t>
       </w:r>
     </w:p>
     <w:p>
@@ -5863,7 +5927,7 @@
         <w:pStyle w:val="Ttulo3"/>
         <w:spacing w:before="120" w:after="40"/>
       </w:pPr>
-      <w:bookmarkStart w:id="26" w:name="_Toc243260442"/>
+      <w:bookmarkStart w:id="26" w:name="_Toc243478886"/>
       <w:r>
         <w:rPr>
           <w:rFonts w:ascii="Times New Roman" w:eastAsia="Times New Roman" w:hAnsi="Times New Roman" w:cs="Times New Roman"/>
@@ -5887,7 +5951,7 @@
         <w:spacing w:before="120" w:after="40"/>
         <w:jc w:val="center"/>
       </w:pPr>
-      <w:bookmarkStart w:id="27" w:name="_Toc243260443"/>
+      <w:bookmarkStart w:id="27" w:name="_Toc243478887"/>
       <w:r>
         <w:rPr>
           <w:rFonts w:ascii="Times New Roman" w:eastAsia="Times New Roman" w:hAnsi="Times New Roman" w:cs="Times New Roman"/>
@@ -6147,7 +6211,7 @@
         <w:spacing w:before="120" w:after="40"/>
         <w:jc w:val="center"/>
       </w:pPr>
-      <w:bookmarkStart w:id="28" w:name="_Toc243260444"/>
+      <w:bookmarkStart w:id="28" w:name="_Toc243478888"/>
       <w:r>
         <w:rPr>
           <w:rFonts w:ascii="Times New Roman" w:eastAsia="Times New Roman" w:hAnsi="Times New Roman" w:cs="Times New Roman"/>
@@ -6162,13 +6226,7 @@
         <w:ind w:firstLine="720"/>
       </w:pPr>
       <w:r>
-        <w:t xml:space="preserve">La evaluación del plan de capacitación se realizará a través de encuestas que </w:t>
-      </w:r>
-      <w:r>
-        <w:t xml:space="preserve">diligenciarán los usuarios finales, donde se evidenciará el grado de conocimiento adquirido sobre el manejo del sistema. De forma interactiva se aplica un formulario para evaluar a los trabajadores en ciertas etapas o al final de la capacitación, así como </w:t>
-      </w:r>
-      <w:r>
-        <w:t>un formulario de prueba que se hará después de una semana para evaluar la comprensión de los usuarios sobre el uso del sistema.</w:t>
+        <w:t>La evaluación del plan de capacitación se realizará a través de encuestas que diligenciarán los usuarios finales, donde se evidenciará el grado de conocimiento adquirido sobre el manejo del sistema. De forma interactiva se aplica un formulario para evaluar a los trabajadores en ciertas etapas o al final de la capacitación, así como un formulario de prueba que se hará después de una semana para evaluar la comprensión de los usuarios sobre el uso del sistema.</w:t>
       </w:r>
     </w:p>
     <w:tbl>
@@ -6362,7 +6420,7 @@
         <w:spacing w:before="120" w:after="40"/>
         <w:jc w:val="center"/>
       </w:pPr>
-      <w:bookmarkStart w:id="29" w:name="_Toc243260445"/>
+      <w:bookmarkStart w:id="29" w:name="_Toc243478889"/>
       <w:r>
         <w:rPr>
           <w:rFonts w:ascii="Times New Roman" w:eastAsia="Times New Roman" w:hAnsi="Times New Roman" w:cs="Times New Roman"/>
@@ -6376,10 +6434,7 @@
         <w:ind w:firstLine="720"/>
       </w:pPr>
       <w:r>
-        <w:t xml:space="preserve">La evaluación y el seguimiento no se hacen solo al final de la ejecución de la capacitación, sino también para evaluar los resultados de la evaluación anterior. </w:t>
-      </w:r>
-      <w:r>
-        <w:t>Esta fase permite, en primera instancia, mirar el impacto de la formación en los funcionarios; en segundo lugar, posibilita medir los resultados organizacionales y, por último, sirve como retroalimentación para realizar los ajustes necesarios.</w:t>
+        <w:t>La evaluación y el seguimiento no se hacen solo al final de la ejecución de la capacitación, sino también para evaluar los resultados de la evaluación anterior. Esta fase permite, en primera instancia, mirar el impacto de la formación en los funcionarios; en segundo lugar, posibilita medir los resultados organizacionales y, por último, sirve como retroalimentación para realizar los ajustes necesarios.</w:t>
       </w:r>
     </w:p>
     <w:p>
@@ -6388,18 +6443,12 @@
         <w:spacing w:before="120" w:after="40"/>
         <w:jc w:val="center"/>
       </w:pPr>
-      <w:bookmarkStart w:id="30" w:name="_Toc243260446"/>
+      <w:bookmarkStart w:id="30" w:name="_Toc243478890"/>
       <w:r>
         <w:rPr>
           <w:rFonts w:ascii="Times New Roman" w:eastAsia="Times New Roman" w:hAnsi="Times New Roman" w:cs="Times New Roman"/>
         </w:rPr>
-        <w:t>8. Evaluació</w:t>
-      </w:r>
-      <w:r>
-        <w:rPr>
-          <w:rFonts w:ascii="Times New Roman" w:eastAsia="Times New Roman" w:hAnsi="Times New Roman" w:cs="Times New Roman"/>
-        </w:rPr>
-        <w:t>n del impacto de la capacitación</w:t>
+        <w:t>8. Evaluación del impacto de la capacitación</w:t>
       </w:r>
       <w:bookmarkEnd w:id="30"/>
     </w:p>
@@ -6408,10 +6457,7 @@
         <w:ind w:firstLine="720"/>
       </w:pPr>
       <w:r>
-        <w:t xml:space="preserve">Permite medir los resultados finales en los funcionarios del gimnasio, obtenidos como consecuencia de la asistencia a la capacitación. El informe se presenta al final de la evaluación de los resultados, y se recoge en una </w:t>
-      </w:r>
-      <w:r>
-        <w:t>acta de cierre con las recomendaciones para futuras jornadas.</w:t>
+        <w:t>Permite medir los resultados finales en los funcionarios del gimnasio, obtenidos como consecuencia de la asistencia a la capacitación. El informe se presenta al final de la evaluación de los resultados, y se recoge en una acta de cierre con las recomendaciones para futuras jornadas.</w:t>
       </w:r>
     </w:p>
     <w:p>
@@ -6419,10 +6465,7 @@
         <w:ind w:firstLine="720"/>
       </w:pPr>
       <w:r>
-        <w:t>Los indicadores de impacto a registrar son: porcentaje de asistentes que completaron la jornada, promedio de la valoración global de la encuesta (sección C.6 del Anexo C), número de dudas atendi</w:t>
-      </w:r>
-      <w:r>
-        <w:t>das y porcentaje de aprobación de la prueba práctica de una semana después.</w:t>
+        <w:t>Los indicadores de impacto a registrar son: porcentaje de asistentes que completaron la jornada, promedio de la valoración global de la encuesta (sección C.6 del Anexo C), número de dudas atendidas y porcentaje de aprobación de la prueba práctica de una semana después.</w:t>
       </w:r>
     </w:p>
     <w:p>
@@ -6440,7 +6483,7 @@
         <w:spacing w:before="120" w:after="40"/>
         <w:jc w:val="center"/>
       </w:pPr>
-      <w:bookmarkStart w:id="31" w:name="_Toc243260447"/>
+      <w:bookmarkStart w:id="31" w:name="_Toc243478891"/>
       <w:r>
         <w:rPr>
           <w:rFonts w:ascii="Times New Roman" w:eastAsia="Times New Roman" w:hAnsi="Times New Roman" w:cs="Times New Roman"/>
@@ -6455,7 +6498,7 @@
         <w:pStyle w:val="Ttulo2"/>
         <w:spacing w:before="120" w:after="40"/>
       </w:pPr>
-      <w:bookmarkStart w:id="32" w:name="_Toc243260448"/>
+      <w:bookmarkStart w:id="32" w:name="_Toc243478892"/>
       <w:r>
         <w:rPr>
           <w:rFonts w:ascii="Times New Roman" w:eastAsia="Times New Roman" w:hAnsi="Times New Roman" w:cs="Times New Roman"/>
@@ -6488,13 +6531,7 @@
         <w:rPr>
           <w:i/>
         </w:rPr>
-        <w:t>Listado de asistenc</w:t>
-      </w:r>
-      <w:r>
-        <w:rPr>
-          <w:i/>
-        </w:rPr>
-        <w:t>ia a la capacitación MetaFit</w:t>
+        <w:t>Listado de asistencia a la capacitación MetaFit</w:t>
       </w:r>
     </w:p>
     <w:tbl>
@@ -7050,7 +7087,7 @@
         <w:pStyle w:val="Ttulo2"/>
         <w:spacing w:before="120" w:after="40"/>
       </w:pPr>
-      <w:bookmarkStart w:id="33" w:name="_Toc243260449"/>
+      <w:bookmarkStart w:id="33" w:name="_Toc243478893"/>
       <w:r>
         <w:rPr>
           <w:rFonts w:ascii="Times New Roman" w:eastAsia="Times New Roman" w:hAnsi="Times New Roman" w:cs="Times New Roman"/>
@@ -7083,13 +7120,7 @@
         <w:rPr>
           <w:i/>
         </w:rPr>
-        <w:t xml:space="preserve">Control de </w:t>
-      </w:r>
-      <w:r>
-        <w:rPr>
-          <w:i/>
-        </w:rPr>
-        <w:t>lo que se enseñó</w:t>
+        <w:t>Control de lo que se enseñó</w:t>
       </w:r>
     </w:p>
     <w:tbl>
@@ -7374,13 +7405,7 @@
               <w:rPr>
                 <w:sz w:val="20"/>
               </w:rPr>
-              <w:t xml:space="preserve">V. Módulo móvil: </w:t>
-            </w:r>
-            <w:r>
-              <w:rPr>
-                <w:sz w:val="20"/>
-              </w:rPr>
-              <w:t>Afiliado</w:t>
+              <w:t>V. Módulo móvil: Afiliado</w:t>
             </w:r>
           </w:p>
         </w:tc>
@@ -7532,19 +7557,13 @@
         <w:pStyle w:val="Ttulo2"/>
         <w:spacing w:before="120" w:after="40"/>
       </w:pPr>
-      <w:bookmarkStart w:id="34" w:name="_Toc243260450"/>
+      <w:bookmarkStart w:id="34" w:name="_Toc243478894"/>
       <w:r>
         <w:rPr>
           <w:rFonts w:ascii="Times New Roman" w:eastAsia="Times New Roman" w:hAnsi="Times New Roman" w:cs="Times New Roman"/>
         </w:rPr>
         <w:lastRenderedPageBreak/>
-        <w:t xml:space="preserve">Anexo C. Encuesta de </w:t>
-      </w:r>
-      <w:r>
-        <w:rPr>
-          <w:rFonts w:ascii="Times New Roman" w:eastAsia="Times New Roman" w:hAnsi="Times New Roman" w:cs="Times New Roman"/>
-        </w:rPr>
-        <w:t>satisfacción (cuestionario de evaluación formativa)</w:t>
+        <w:t>Anexo C. Encuesta de satisfacción (cuestionario de evaluación formativa)</w:t>
       </w:r>
       <w:bookmarkEnd w:id="34"/>
     </w:p>
@@ -7553,10 +7572,7 @@
         <w:ind w:firstLine="720"/>
       </w:pPr>
       <w:r>
-        <w:t xml:space="preserve">El presente cuestionario tiene por objeto obtener las opiniones de los participantes sobre la jornada que acaban de realizar. Por favor, conteste las siguientes preguntas marcando con una “X” el punto de </w:t>
-      </w:r>
-      <w:r>
-        <w:t>la escala que mejor refleje su opinión.</w:t>
+        <w:t>El presente cuestionario tiene por objeto obtener las opiniones de los participantes sobre la jornada que acaban de realizar. Por favor, conteste las siguientes preguntas marcando con una “X” el punto de la escala que mejor refleje su opinión.</w:t>
       </w:r>
     </w:p>
     <w:p>
@@ -7637,14 +7653,7 @@
                 <w:b/>
                 <w:sz w:val="20"/>
               </w:rPr>
-              <w:t>V</w:t>
-            </w:r>
-            <w:r>
-              <w:rPr>
-                <w:b/>
-                <w:sz w:val="20"/>
-              </w:rPr>
-              <w:t>alor</w:t>
+              <w:t>Valor</w:t>
             </w:r>
           </w:p>
         </w:tc>
@@ -7856,14 +7865,7 @@
           <w:i/>
           <w:sz w:val="20"/>
         </w:rPr>
-        <w:t>Escala aplicable a las secciones C.1</w:t>
-      </w:r>
-      <w:r>
-        <w:rPr>
-          <w:i/>
-          <w:sz w:val="20"/>
-        </w:rPr>
-        <w:t xml:space="preserve"> a C.5: CA = Completamente de Acuerdo · PA = Parcialmente de Acuerdo · PD = Parcialmente en desacuerdo · TD = Totalmente en desacuerdo · N/A = No aplica.</w:t>
+        <w:t>Escala aplicable a las secciones C.1 a C.5: CA = Completamente de Acuerdo · PA = Parcialmente de Acuerdo · PD = Parcialmente en desacuerdo · TD = Totalmente en desacuerdo · N/A = No aplica.</w:t>
       </w:r>
     </w:p>
     <w:p>
@@ -7871,7 +7873,7 @@
         <w:pStyle w:val="Ttulo3"/>
         <w:spacing w:before="120" w:after="40"/>
       </w:pPr>
-      <w:bookmarkStart w:id="35" w:name="_Toc243260451"/>
+      <w:bookmarkStart w:id="35" w:name="_Toc243478895"/>
       <w:r>
         <w:rPr>
           <w:rFonts w:ascii="Times New Roman" w:eastAsia="Times New Roman" w:hAnsi="Times New Roman" w:cs="Times New Roman"/>
@@ -8435,13 +8437,7 @@
               <w:rPr>
                 <w:sz w:val="20"/>
               </w:rPr>
-              <w:t xml:space="preserve">La duración del curso ha sido adecuada a </w:t>
-            </w:r>
-            <w:r>
-              <w:rPr>
-                <w:sz w:val="20"/>
-              </w:rPr>
-              <w:t>los objetivos y a los contenidos</w:t>
+              <w:t>La duración del curso ha sido adecuada a los objetivos y a los contenidos</w:t>
             </w:r>
           </w:p>
         </w:tc>
@@ -8507,7 +8503,7 @@
         <w:pStyle w:val="Ttulo3"/>
         <w:spacing w:before="120" w:after="40"/>
       </w:pPr>
-      <w:bookmarkStart w:id="36" w:name="_Toc243260452"/>
+      <w:bookmarkStart w:id="36" w:name="_Toc243478896"/>
       <w:r>
         <w:rPr>
           <w:rFonts w:ascii="Times New Roman" w:eastAsia="Times New Roman" w:hAnsi="Times New Roman" w:cs="Times New Roman"/>
@@ -8887,13 +8883,7 @@
               <w:rPr>
                 <w:sz w:val="20"/>
               </w:rPr>
-              <w:t xml:space="preserve">Las </w:t>
-            </w:r>
-            <w:r>
-              <w:rPr>
-                <w:sz w:val="20"/>
-              </w:rPr>
-              <w:t>prácticas, ejercicios prácticos, supuestos, etc. han sido útiles y suficientes</w:t>
+              <w:t>Las prácticas, ejercicios prácticos, supuestos, etc. han sido útiles y suficientes</w:t>
             </w:r>
           </w:p>
         </w:tc>
@@ -9051,7 +9041,7 @@
         <w:pStyle w:val="Ttulo3"/>
         <w:spacing w:before="120" w:after="40"/>
       </w:pPr>
-      <w:bookmarkStart w:id="37" w:name="_Toc243260453"/>
+      <w:bookmarkStart w:id="37" w:name="_Toc243478897"/>
       <w:r>
         <w:rPr>
           <w:rFonts w:ascii="Times New Roman" w:eastAsia="Times New Roman" w:hAnsi="Times New Roman" w:cs="Times New Roman"/>
@@ -9498,7 +9488,7 @@
         <w:pStyle w:val="Ttulo3"/>
         <w:spacing w:before="120" w:after="40"/>
       </w:pPr>
-      <w:bookmarkStart w:id="38" w:name="_Toc243260454"/>
+      <w:bookmarkStart w:id="38" w:name="_Toc243478898"/>
       <w:r>
         <w:rPr>
           <w:rFonts w:ascii="Times New Roman" w:eastAsia="Times New Roman" w:hAnsi="Times New Roman" w:cs="Times New Roman"/>
@@ -9786,13 +9776,7 @@
               <w:rPr>
                 <w:sz w:val="20"/>
               </w:rPr>
-              <w:t xml:space="preserve">Las enseñanzas recibidas son útiles </w:t>
-            </w:r>
-            <w:r>
-              <w:rPr>
-                <w:sz w:val="20"/>
-              </w:rPr>
-              <w:t>para mi formación profesional</w:t>
+              <w:t>Las enseñanzas recibidas son útiles para mi formación profesional</w:t>
             </w:r>
           </w:p>
         </w:tc>
@@ -9950,7 +9934,7 @@
         <w:pStyle w:val="Ttulo3"/>
         <w:spacing w:before="120" w:after="40"/>
       </w:pPr>
-      <w:bookmarkStart w:id="39" w:name="_Toc243260455"/>
+      <w:bookmarkStart w:id="39" w:name="_Toc243478899"/>
       <w:r>
         <w:rPr>
           <w:rFonts w:ascii="Times New Roman" w:eastAsia="Times New Roman" w:hAnsi="Times New Roman" w:cs="Times New Roman"/>
@@ -10154,13 +10138,7 @@
               <w:rPr>
                 <w:sz w:val="20"/>
               </w:rPr>
-              <w:t xml:space="preserve">Tiene grandes conocimientos sobre los contenidos </w:t>
-            </w:r>
-            <w:r>
-              <w:rPr>
-                <w:sz w:val="20"/>
-              </w:rPr>
-              <w:t>del curso</w:t>
+              <w:t>Tiene grandes conocimientos sobre los contenidos del curso</w:t>
             </w:r>
           </w:p>
         </w:tc>
@@ -10528,13 +10506,7 @@
               <w:rPr>
                 <w:sz w:val="20"/>
               </w:rPr>
-              <w:t xml:space="preserve">Las prácticas, ejercicios y supuestos han </w:t>
-            </w:r>
-            <w:r>
-              <w:rPr>
-                <w:sz w:val="20"/>
-              </w:rPr>
-              <w:t>favorecido el aprendizaje</w:t>
+              <w:t>Las prácticas, ejercicios y supuestos han favorecido el aprendizaje</w:t>
             </w:r>
           </w:p>
         </w:tc>
@@ -10902,13 +10874,7 @@
               <w:rPr>
                 <w:sz w:val="20"/>
               </w:rPr>
-              <w:t xml:space="preserve">Es capaz de responder adecuadamente a las cuestiones </w:t>
-            </w:r>
-            <w:r>
-              <w:rPr>
-                <w:sz w:val="20"/>
-              </w:rPr>
-              <w:t>planteadas</w:t>
+              <w:t>Es capaz de responder adecuadamente a las cuestiones planteadas</w:t>
             </w:r>
           </w:p>
         </w:tc>
@@ -10974,7 +10940,7 @@
         <w:pStyle w:val="Ttulo3"/>
         <w:spacing w:before="120" w:after="40"/>
       </w:pPr>
-      <w:bookmarkStart w:id="40" w:name="_Toc243260456"/>
+      <w:bookmarkStart w:id="40" w:name="_Toc243478900"/>
       <w:r>
         <w:rPr>
           <w:rFonts w:ascii="Times New Roman" w:eastAsia="Times New Roman" w:hAnsi="Times New Roman" w:cs="Times New Roman"/>
@@ -11243,7 +11209,7 @@
         <w:pStyle w:val="Ttulo3"/>
         <w:spacing w:before="120" w:after="40"/>
       </w:pPr>
-      <w:bookmarkStart w:id="41" w:name="_Toc243260457"/>
+      <w:bookmarkStart w:id="41" w:name="_Toc243478901"/>
       <w:r>
         <w:rPr>
           <w:rFonts w:ascii="Times New Roman" w:eastAsia="Times New Roman" w:hAnsi="Times New Roman" w:cs="Times New Roman"/>
@@ -11304,13 +11270,7 @@
               <w:rPr>
                 <w:sz w:val="20"/>
               </w:rPr>
-              <w:t xml:space="preserve">¿Qué </w:t>
-            </w:r>
-            <w:r>
-              <w:rPr>
-                <w:sz w:val="20"/>
-              </w:rPr>
-              <w:t>es lo que te ha parecido mejor del curso?</w:t>
+              <w:t>¿Qué es lo que te ha parecido mejor del curso?</w:t>
             </w:r>
           </w:p>
         </w:tc>
@@ -12126,7 +12086,7 @@
         <w:spacing w:before="120" w:after="40"/>
         <w:jc w:val="center"/>
       </w:pPr>
-      <w:bookmarkStart w:id="42" w:name="_Toc243260458"/>
+      <w:bookmarkStart w:id="42" w:name="_Toc243478902"/>
       <w:r>
         <w:rPr>
           <w:rFonts w:ascii="Times New Roman" w:eastAsia="Times New Roman" w:hAnsi="Times New Roman" w:cs="Times New Roman"/>
@@ -12228,14 +12188,7 @@
                 <w:b/>
                 <w:sz w:val="20"/>
               </w:rPr>
-              <w:t xml:space="preserve">Fecha </w:t>
-            </w:r>
-            <w:r>
-              <w:rPr>
-                <w:b/>
-                <w:sz w:val="20"/>
-              </w:rPr>
-              <w:t>/ Mes</w:t>
+              <w:t>Fecha / Mes</w:t>
             </w:r>
           </w:p>
         </w:tc>
@@ -12431,13 +12384,7 @@
               <w:rPr>
                 <w:sz w:val="20"/>
               </w:rPr>
-              <w:t xml:space="preserve">Equipo </w:t>
-            </w:r>
-            <w:r>
-              <w:rPr>
-                <w:sz w:val="20"/>
-              </w:rPr>
-              <w:t>MetaFit</w:t>
+              <w:t>Equipo MetaFit</w:t>
             </w:r>
           </w:p>
         </w:tc>
@@ -12579,7 +12526,7 @@
         <w:spacing w:before="120" w:after="40"/>
         <w:jc w:val="center"/>
       </w:pPr>
-      <w:bookmarkStart w:id="43" w:name="_Toc243260459"/>
+      <w:bookmarkStart w:id="43" w:name="_Toc243478903"/>
       <w:r>
         <w:rPr>
           <w:rFonts w:ascii="Times New Roman" w:eastAsia="Times New Roman" w:hAnsi="Times New Roman" w:cs="Times New Roman"/>
@@ -12594,10 +12541,7 @@
         <w:ind w:left="720" w:hanging="720"/>
       </w:pPr>
       <w:r>
-        <w:t xml:space="preserve">MetaFit Inc. (2026). Repositorio del proyecto MetaFit [Código fuente y documentación]. </w:t>
-      </w:r>
-      <w:r>
-        <w:t>https://github.com/juanscarvajal04-droid/Equipo_Metafit</w:t>
+        <w:t>MetaFit Inc. (2026). Repositorio del proyecto MetaFit [Código fuente y documentación]. https://github.com/juanscarvajal04-droid/Equipo_Metafit</w:t>
       </w:r>
     </w:p>
     <w:p>
@@ -12613,10 +12557,7 @@
         <w:ind w:left="720" w:hanging="720"/>
       </w:pPr>
       <w:r>
-        <w:t>Ministerio de Tecnologías de la Información y las Comunicaciones. (2018). Marco de referencia de a</w:t>
-      </w:r>
-      <w:r>
-        <w:t>rquitectura empresarial para la gestión de TI en el Estado colombiano. Gobierno de Colombia.</w:t>
+        <w:t>Ministerio de Tecnologías de la Información y las Comunicaciones. (2018). Marco de referencia de arquitectura empresarial para la gestión de TI en el Estado colombiano. Gobierno de Colombia.</w:t>
       </w:r>
     </w:p>
     <w:p>
@@ -12632,10 +12573,7 @@
         <w:ind w:left="720" w:hanging="720"/>
       </w:pPr>
       <w:r>
-        <w:t>Constitución Política de Colombia. (1991), artículo 54</w:t>
-      </w:r>
-      <w:r>
-        <w:t>. https://www.secretariasenado.gov.co/senado/basedoc/constitucion_politica_1991.html</w:t>
+        <w:t>Constitución Política de Colombia. (1991), artículo 54. https://www.secretariasenado.gov.co/senado/basedoc/constitucion_politica_1991.html</w:t>
       </w:r>
     </w:p>
     <w:p>
@@ -12651,10 +12589,7 @@
         <w:ind w:left="720" w:hanging="720"/>
       </w:pPr>
       <w:r>
-        <w:t xml:space="preserve">Decreto de ley 1042 de 1978 </w:t>
-      </w:r>
-      <w:r>
-        <w:t>[Normativa de capacitación].</w:t>
+        <w:t>Decreto de ley 1042 de 1978 [Normativa de capacitación].</w:t>
       </w:r>
     </w:p>
     <w:p>
@@ -25428,7 +25363,7 @@
 </file>
 
 <file path=customXml/itemProps1.xml><?xml version="1.0" encoding="utf-8"?>
-<ds:datastoreItem xmlns:ds="http://schemas.openxmlformats.org/officeDocument/2006/customXml" ds:itemID="{8A579049-E062-4D15-A874-88597A837A76}">
+<ds:datastoreItem xmlns:ds="http://schemas.openxmlformats.org/officeDocument/2006/customXml" ds:itemID="{1F701061-BB79-4FE1-90DE-CD4CDAD6C430}">
   <ds:schemaRefs>
     <ds:schemaRef ds:uri="http://schemas.openxmlformats.org/officeDocument/2006/bibliography"/>
   </ds:schemaRefs>
